--- a/Documentación/matriz_roles_incidentes.docx
+++ b/Documentación/matriz_roles_incidentes.docx
@@ -96,47 +96,7 @@
           <w:b/>
           <w:sz w:val="16"/>
         </w:rPr>
-        <w:t>PROFESOR</w:t>
-      </w:r>
-      <w:r>
-        <w:rPr>
-          <w:rFonts w:ascii="Arial" w:eastAsia="Arial" w:hAnsi="Arial" w:cs="Arial"/>
-          <w:b/>
-          <w:sz w:val="16"/>
-        </w:rPr>
-        <w:t xml:space="preserve">: </w:t>
-      </w:r>
-      <w:r>
-        <w:rPr>
-          <w:rFonts w:ascii="Arial" w:eastAsia="Arial" w:hAnsi="Arial" w:cs="Arial"/>
-          <w:b/>
-          <w:sz w:val="16"/>
-        </w:rPr>
-        <w:t xml:space="preserve">M. I. S. </w:t>
-      </w:r>
-      <w:r>
-        <w:rPr>
-          <w:rFonts w:ascii="Arial" w:eastAsia="Arial" w:hAnsi="Arial" w:cs="Arial"/>
-          <w:b/>
-          <w:sz w:val="16"/>
-        </w:rPr>
-        <w:t>ROBERTO SUAREZ ZI</w:t>
-      </w:r>
-      <w:r>
-        <w:rPr>
-          <w:rFonts w:ascii="Arial" w:eastAsia="Arial" w:hAnsi="Arial" w:cs="Arial"/>
-          <w:b/>
-          <w:sz w:val="16"/>
-        </w:rPr>
-        <w:t>N</w:t>
-      </w:r>
-      <w:r>
-        <w:rPr>
-          <w:rFonts w:ascii="Arial" w:eastAsia="Arial" w:hAnsi="Arial" w:cs="Arial"/>
-          <w:b/>
-          <w:sz w:val="16"/>
-        </w:rPr>
-        <w:t>ZUN</w:t>
+        <w:t>PROFESOR: M. I. S. ROBERTO SUAREZ ZINZUN</w:t>
       </w:r>
     </w:p>
     <w:p>
@@ -276,7 +236,6 @@
         <w:tblCellMar>
           <w:top w:w="5" w:type="dxa"/>
           <w:left w:w="115" w:type="dxa"/>
-          <w:bottom w:w="0" w:type="dxa"/>
           <w:right w:w="115" w:type="dxa"/>
         </w:tblCellMar>
         <w:tblLook w:val="04A0" w:firstRow="1" w:lastRow="0" w:firstColumn="1" w:lastColumn="0" w:noHBand="0" w:noVBand="1"/>
@@ -304,9 +263,6 @@
             <w:shd w:val="clear" w:color="auto" w:fill="C1F0C8"/>
           </w:tcPr>
           <w:p>
-            <w:pPr>
-              <w:spacing w:after="0"/>
-            </w:pPr>
             <w:r>
               <w:rPr>
                 <w:rFonts w:ascii="Arial" w:eastAsia="Arial" w:hAnsi="Arial" w:cs="Arial"/>
@@ -386,9 +342,6 @@
             <w:shd w:val="clear" w:color="auto" w:fill="A5C8EB"/>
           </w:tcPr>
           <w:p>
-            <w:pPr>
-              <w:spacing w:after="0"/>
-            </w:pPr>
             <w:proofErr w:type="spellStart"/>
             <w:r>
               <w:rPr>
@@ -413,9 +366,6 @@
             <w:shd w:val="clear" w:color="auto" w:fill="A5C8EB"/>
           </w:tcPr>
           <w:p>
-            <w:pPr>
-              <w:spacing w:after="0"/>
-            </w:pPr>
             <w:proofErr w:type="spellStart"/>
             <w:r>
               <w:rPr>
@@ -440,9 +390,6 @@
             <w:shd w:val="clear" w:color="auto" w:fill="A5C8EB"/>
           </w:tcPr>
           <w:p>
-            <w:pPr>
-              <w:spacing w:after="0"/>
-            </w:pPr>
             <w:proofErr w:type="spellStart"/>
             <w:r>
               <w:rPr>
@@ -467,9 +414,6 @@
             <w:shd w:val="clear" w:color="auto" w:fill="A5C8EB"/>
           </w:tcPr>
           <w:p>
-            <w:pPr>
-              <w:spacing w:after="0"/>
-            </w:pPr>
             <w:proofErr w:type="spellStart"/>
             <w:r>
               <w:rPr>
@@ -494,9 +438,6 @@
             <w:shd w:val="clear" w:color="auto" w:fill="A5C8EB"/>
           </w:tcPr>
           <w:p>
-            <w:pPr>
-              <w:spacing w:after="0"/>
-            </w:pPr>
             <w:proofErr w:type="spellStart"/>
             <w:r>
               <w:rPr>
@@ -526,7 +467,6 @@
           </w:tcPr>
           <w:p>
             <w:pPr>
-              <w:spacing w:after="0"/>
               <w:rPr>
                 <w:rFonts w:ascii="Arial" w:hAnsi="Arial" w:cs="Arial"/>
                 <w:sz w:val="24"/>
@@ -554,9 +494,6 @@
             </w:tcBorders>
           </w:tcPr>
           <w:p>
-            <w:pPr>
-              <w:spacing w:after="0"/>
-            </w:pPr>
             <w:r>
               <w:rPr>
                 <w:noProof/>
@@ -608,9 +545,6 @@
             </w:tcBorders>
           </w:tcPr>
           <w:p>
-            <w:pPr>
-              <w:spacing w:after="0"/>
-            </w:pPr>
             <w:r>
               <w:rPr>
                 <w:noProof/>
@@ -662,9 +596,6 @@
             </w:tcBorders>
           </w:tcPr>
           <w:p>
-            <w:pPr>
-              <w:spacing w:after="0"/>
-            </w:pPr>
             <w:r>
               <w:rPr>
                 <w:noProof/>
@@ -716,9 +647,6 @@
             </w:tcBorders>
           </w:tcPr>
           <w:p>
-            <w:pPr>
-              <w:spacing w:after="0"/>
-            </w:pPr>
             <w:r>
               <w:rPr>
                 <w:noProof/>
@@ -775,23 +703,13 @@
             </w:tcBorders>
           </w:tcPr>
           <w:p>
-            <w:pPr>
-              <w:spacing w:after="0"/>
-            </w:pPr>
             <w:proofErr w:type="spellStart"/>
             <w:r>
               <w:rPr>
                 <w:rFonts w:ascii="Arial" w:eastAsia="Arial" w:hAnsi="Arial" w:cs="Arial"/>
                 <w:sz w:val="24"/>
               </w:rPr>
-              <w:t>Incidente</w:t>
-            </w:r>
-            <w:r>
-              <w:rPr>
-                <w:rFonts w:ascii="Arial" w:eastAsia="Arial" w:hAnsi="Arial" w:cs="Arial"/>
-                <w:sz w:val="24"/>
-              </w:rPr>
-              <w:t>sView</w:t>
+              <w:t>IncidentesView</w:t>
             </w:r>
             <w:proofErr w:type="spellEnd"/>
           </w:p>
@@ -807,9 +725,6 @@
             </w:tcBorders>
           </w:tcPr>
           <w:p>
-            <w:pPr>
-              <w:spacing w:after="0"/>
-            </w:pPr>
             <w:r>
               <w:rPr>
                 <w:noProof/>
@@ -861,9 +776,6 @@
             </w:tcBorders>
           </w:tcPr>
           <w:p>
-            <w:pPr>
-              <w:spacing w:after="0"/>
-            </w:pPr>
             <w:r>
               <w:rPr>
                 <w:noProof/>
@@ -915,9 +827,6 @@
             </w:tcBorders>
           </w:tcPr>
           <w:p>
-            <w:pPr>
-              <w:spacing w:after="0"/>
-            </w:pPr>
             <w:r>
               <w:rPr>
                 <w:noProof/>
@@ -969,9 +878,6 @@
             </w:tcBorders>
           </w:tcPr>
           <w:p>
-            <w:pPr>
-              <w:spacing w:after="0"/>
-            </w:pPr>
             <w:r>
               <w:rPr>
                 <w:noProof/>
@@ -1024,14 +930,523 @@
               <w:top w:val="single" w:sz="4" w:space="0" w:color="000000"/>
               <w:left w:val="single" w:sz="4" w:space="0" w:color="000000"/>
               <w:bottom w:val="single" w:sz="4" w:space="0" w:color="000000"/>
+              <w:right w:val="single" w:sz="4" w:space="0" w:color="000000"/>
+            </w:tcBorders>
+          </w:tcPr>
+          <w:p>
+            <w:pPr>
+              <w:rPr>
+                <w:rFonts w:ascii="Arial" w:eastAsia="Arial" w:hAnsi="Arial" w:cs="Arial"/>
+                <w:sz w:val="24"/>
+              </w:rPr>
+            </w:pPr>
+            <w:r>
+              <w:rPr>
+                <w:rFonts w:ascii="Arial" w:eastAsia="Arial" w:hAnsi="Arial" w:cs="Arial"/>
+                <w:sz w:val="24"/>
+              </w:rPr>
+              <w:t>usuarios</w:t>
+            </w:r>
+          </w:p>
+        </w:tc>
+        <w:tc>
+          <w:tcPr>
+            <w:tcW w:w="1352" w:type="dxa"/>
+            <w:tcBorders>
+              <w:top w:val="single" w:sz="4" w:space="0" w:color="000000"/>
+              <w:left w:val="single" w:sz="4" w:space="0" w:color="000000"/>
+              <w:bottom w:val="single" w:sz="4" w:space="0" w:color="000000"/>
+              <w:right w:val="single" w:sz="4" w:space="0" w:color="000000"/>
+            </w:tcBorders>
+          </w:tcPr>
+          <w:p>
+            <w:pPr>
+              <w:rPr>
+                <w:noProof/>
+              </w:rPr>
+            </w:pPr>
+            <w:r>
+              <w:rPr>
+                <w:noProof/>
+              </w:rPr>
+              <w:drawing>
+                <wp:inline distT="0" distB="0" distL="0" distR="0" wp14:anchorId="447A0939" wp14:editId="18C0A727">
+                  <wp:extent cx="155575" cy="155575"/>
+                  <wp:effectExtent l="0" t="0" r="0" b="0"/>
+                  <wp:docPr id="1542601390" name="Picture 33"/>
+                  <wp:cNvGraphicFramePr/>
+                  <a:graphic xmlns:a="http://schemas.openxmlformats.org/drawingml/2006/main">
+                    <a:graphicData uri="http://schemas.openxmlformats.org/drawingml/2006/picture">
+                      <pic:pic xmlns:pic="http://schemas.openxmlformats.org/drawingml/2006/picture">
+                        <pic:nvPicPr>
+                          <pic:cNvPr id="33" name="Picture 33"/>
+                          <pic:cNvPicPr/>
+                        </pic:nvPicPr>
+                        <pic:blipFill>
+                          <a:blip r:embed="rId5"/>
+                          <a:stretch>
+                            <a:fillRect/>
+                          </a:stretch>
+                        </pic:blipFill>
+                        <pic:spPr>
+                          <a:xfrm>
+                            <a:off x="0" y="0"/>
+                            <a:ext cx="155575" cy="155575"/>
+                          </a:xfrm>
+                          <a:prstGeom prst="rect">
+                            <a:avLst/>
+                          </a:prstGeom>
+                        </pic:spPr>
+                      </pic:pic>
+                    </a:graphicData>
+                  </a:graphic>
+                </wp:inline>
+              </w:drawing>
+            </w:r>
+          </w:p>
+        </w:tc>
+        <w:tc>
+          <w:tcPr>
+            <w:tcW w:w="1418" w:type="dxa"/>
+            <w:tcBorders>
+              <w:top w:val="single" w:sz="4" w:space="0" w:color="000000"/>
+              <w:left w:val="single" w:sz="4" w:space="0" w:color="000000"/>
+              <w:bottom w:val="single" w:sz="4" w:space="0" w:color="000000"/>
+              <w:right w:val="single" w:sz="4" w:space="0" w:color="000000"/>
+            </w:tcBorders>
+          </w:tcPr>
+          <w:p>
+            <w:pPr>
+              <w:rPr>
+                <w:noProof/>
+              </w:rPr>
+            </w:pPr>
+            <w:r>
+              <w:rPr>
+                <w:noProof/>
+              </w:rPr>
+              <w:drawing>
+                <wp:inline distT="0" distB="0" distL="0" distR="0" wp14:anchorId="638951F9" wp14:editId="261AAC5B">
+                  <wp:extent cx="155575" cy="155575"/>
+                  <wp:effectExtent l="0" t="0" r="0" b="0"/>
+                  <wp:docPr id="1447469412" name="Picture 33"/>
+                  <wp:cNvGraphicFramePr/>
+                  <a:graphic xmlns:a="http://schemas.openxmlformats.org/drawingml/2006/main">
+                    <a:graphicData uri="http://schemas.openxmlformats.org/drawingml/2006/picture">
+                      <pic:pic xmlns:pic="http://schemas.openxmlformats.org/drawingml/2006/picture">
+                        <pic:nvPicPr>
+                          <pic:cNvPr id="33" name="Picture 33"/>
+                          <pic:cNvPicPr/>
+                        </pic:nvPicPr>
+                        <pic:blipFill>
+                          <a:blip r:embed="rId5"/>
+                          <a:stretch>
+                            <a:fillRect/>
+                          </a:stretch>
+                        </pic:blipFill>
+                        <pic:spPr>
+                          <a:xfrm>
+                            <a:off x="0" y="0"/>
+                            <a:ext cx="155575" cy="155575"/>
+                          </a:xfrm>
+                          <a:prstGeom prst="rect">
+                            <a:avLst/>
+                          </a:prstGeom>
+                        </pic:spPr>
+                      </pic:pic>
+                    </a:graphicData>
+                  </a:graphic>
+                </wp:inline>
+              </w:drawing>
+            </w:r>
+          </w:p>
+        </w:tc>
+        <w:tc>
+          <w:tcPr>
+            <w:tcW w:w="1135" w:type="dxa"/>
+            <w:tcBorders>
+              <w:top w:val="single" w:sz="4" w:space="0" w:color="000000"/>
+              <w:left w:val="single" w:sz="4" w:space="0" w:color="000000"/>
+              <w:bottom w:val="single" w:sz="4" w:space="0" w:color="000000"/>
+              <w:right w:val="single" w:sz="4" w:space="0" w:color="000000"/>
+            </w:tcBorders>
+          </w:tcPr>
+          <w:p>
+            <w:pPr>
+              <w:rPr>
+                <w:noProof/>
+              </w:rPr>
+            </w:pPr>
+            <w:r>
+              <w:rPr>
+                <w:noProof/>
+              </w:rPr>
+              <w:drawing>
+                <wp:inline distT="0" distB="0" distL="0" distR="0" wp14:anchorId="08BA76C2" wp14:editId="746AB1A9">
+                  <wp:extent cx="155575" cy="155575"/>
+                  <wp:effectExtent l="0" t="0" r="0" b="0"/>
+                  <wp:docPr id="1631199829" name="Picture 33"/>
+                  <wp:cNvGraphicFramePr/>
+                  <a:graphic xmlns:a="http://schemas.openxmlformats.org/drawingml/2006/main">
+                    <a:graphicData uri="http://schemas.openxmlformats.org/drawingml/2006/picture">
+                      <pic:pic xmlns:pic="http://schemas.openxmlformats.org/drawingml/2006/picture">
+                        <pic:nvPicPr>
+                          <pic:cNvPr id="33" name="Picture 33"/>
+                          <pic:cNvPicPr/>
+                        </pic:nvPicPr>
+                        <pic:blipFill>
+                          <a:blip r:embed="rId5"/>
+                          <a:stretch>
+                            <a:fillRect/>
+                          </a:stretch>
+                        </pic:blipFill>
+                        <pic:spPr>
+                          <a:xfrm>
+                            <a:off x="0" y="0"/>
+                            <a:ext cx="155575" cy="155575"/>
+                          </a:xfrm>
+                          <a:prstGeom prst="rect">
+                            <a:avLst/>
+                          </a:prstGeom>
+                        </pic:spPr>
+                      </pic:pic>
+                    </a:graphicData>
+                  </a:graphic>
+                </wp:inline>
+              </w:drawing>
+            </w:r>
+          </w:p>
+        </w:tc>
+        <w:tc>
+          <w:tcPr>
+            <w:tcW w:w="1274" w:type="dxa"/>
+            <w:tcBorders>
+              <w:top w:val="single" w:sz="4" w:space="0" w:color="000000"/>
+              <w:left w:val="single" w:sz="4" w:space="0" w:color="000000"/>
+              <w:bottom w:val="single" w:sz="4" w:space="0" w:color="000000"/>
+              <w:right w:val="single" w:sz="4" w:space="0" w:color="000000"/>
+            </w:tcBorders>
+          </w:tcPr>
+          <w:p>
+            <w:pPr>
+              <w:rPr>
+                <w:noProof/>
+              </w:rPr>
+            </w:pPr>
+            <w:r>
+              <w:rPr>
+                <w:noProof/>
+              </w:rPr>
+              <w:drawing>
+                <wp:inline distT="0" distB="0" distL="0" distR="0" wp14:anchorId="4FAD7EB5" wp14:editId="4DE2CC41">
+                  <wp:extent cx="155575" cy="155575"/>
+                  <wp:effectExtent l="0" t="0" r="0" b="0"/>
+                  <wp:docPr id="1214877341" name="Picture 33"/>
+                  <wp:cNvGraphicFramePr/>
+                  <a:graphic xmlns:a="http://schemas.openxmlformats.org/drawingml/2006/main">
+                    <a:graphicData uri="http://schemas.openxmlformats.org/drawingml/2006/picture">
+                      <pic:pic xmlns:pic="http://schemas.openxmlformats.org/drawingml/2006/picture">
+                        <pic:nvPicPr>
+                          <pic:cNvPr id="33" name="Picture 33"/>
+                          <pic:cNvPicPr/>
+                        </pic:nvPicPr>
+                        <pic:blipFill>
+                          <a:blip r:embed="rId5"/>
+                          <a:stretch>
+                            <a:fillRect/>
+                          </a:stretch>
+                        </pic:blipFill>
+                        <pic:spPr>
+                          <a:xfrm>
+                            <a:off x="0" y="0"/>
+                            <a:ext cx="155575" cy="155575"/>
+                          </a:xfrm>
+                          <a:prstGeom prst="rect">
+                            <a:avLst/>
+                          </a:prstGeom>
+                        </pic:spPr>
+                      </pic:pic>
+                    </a:graphicData>
+                  </a:graphic>
+                </wp:inline>
+              </w:drawing>
+            </w:r>
+          </w:p>
+        </w:tc>
+      </w:tr>
+      <w:tr>
+        <w:trPr>
+          <w:trHeight w:val="286"/>
+        </w:trPr>
+        <w:tc>
+          <w:tcPr>
+            <w:tcW w:w="2892" w:type="dxa"/>
+            <w:tcBorders>
+              <w:top w:val="single" w:sz="4" w:space="0" w:color="000000"/>
+              <w:left w:val="single" w:sz="4" w:space="0" w:color="000000"/>
+              <w:bottom w:val="single" w:sz="4" w:space="0" w:color="000000"/>
+              <w:right w:val="single" w:sz="4" w:space="0" w:color="000000"/>
+            </w:tcBorders>
+          </w:tcPr>
+          <w:p>
+            <w:pPr>
+              <w:rPr>
+                <w:rFonts w:ascii="Arial" w:eastAsia="Arial" w:hAnsi="Arial" w:cs="Arial"/>
+                <w:sz w:val="24"/>
+              </w:rPr>
+            </w:pPr>
+            <w:proofErr w:type="spellStart"/>
+            <w:r>
+              <w:rPr>
+                <w:rFonts w:ascii="Arial" w:eastAsia="Arial" w:hAnsi="Arial" w:cs="Arial"/>
+                <w:sz w:val="24"/>
+              </w:rPr>
+              <w:t>usuariosView</w:t>
+            </w:r>
+            <w:proofErr w:type="spellEnd"/>
+          </w:p>
+        </w:tc>
+        <w:tc>
+          <w:tcPr>
+            <w:tcW w:w="1352" w:type="dxa"/>
+            <w:tcBorders>
+              <w:top w:val="single" w:sz="4" w:space="0" w:color="000000"/>
+              <w:left w:val="single" w:sz="4" w:space="0" w:color="000000"/>
+              <w:bottom w:val="single" w:sz="4" w:space="0" w:color="000000"/>
+              <w:right w:val="single" w:sz="4" w:space="0" w:color="000000"/>
+            </w:tcBorders>
+          </w:tcPr>
+          <w:p>
+            <w:pPr>
+              <w:rPr>
+                <w:noProof/>
+              </w:rPr>
+            </w:pPr>
+            <w:r>
+              <w:rPr>
+                <w:noProof/>
+              </w:rPr>
+              <w:drawing>
+                <wp:inline distT="0" distB="0" distL="0" distR="0" wp14:anchorId="25724E96" wp14:editId="2D3D949A">
+                  <wp:extent cx="175847" cy="171922"/>
+                  <wp:effectExtent l="0" t="0" r="0" b="0"/>
+                  <wp:docPr id="1248858727" name="Picture 60"/>
+                  <wp:cNvGraphicFramePr/>
+                  <a:graphic xmlns:a="http://schemas.openxmlformats.org/drawingml/2006/main">
+                    <a:graphicData uri="http://schemas.openxmlformats.org/drawingml/2006/picture">
+                      <pic:pic xmlns:pic="http://schemas.openxmlformats.org/drawingml/2006/picture">
+                        <pic:nvPicPr>
+                          <pic:cNvPr id="60" name="Picture 60"/>
+                          <pic:cNvPicPr/>
+                        </pic:nvPicPr>
+                        <pic:blipFill>
+                          <a:blip r:embed="rId6"/>
+                          <a:stretch>
+                            <a:fillRect/>
+                          </a:stretch>
+                        </pic:blipFill>
+                        <pic:spPr>
+                          <a:xfrm>
+                            <a:off x="0" y="0"/>
+                            <a:ext cx="175847" cy="171922"/>
+                          </a:xfrm>
+                          <a:prstGeom prst="rect">
+                            <a:avLst/>
+                          </a:prstGeom>
+                        </pic:spPr>
+                      </pic:pic>
+                    </a:graphicData>
+                  </a:graphic>
+                </wp:inline>
+              </w:drawing>
+            </w:r>
+          </w:p>
+        </w:tc>
+        <w:tc>
+          <w:tcPr>
+            <w:tcW w:w="1418" w:type="dxa"/>
+            <w:tcBorders>
+              <w:top w:val="single" w:sz="4" w:space="0" w:color="000000"/>
+              <w:left w:val="single" w:sz="4" w:space="0" w:color="000000"/>
+              <w:bottom w:val="single" w:sz="4" w:space="0" w:color="000000"/>
+              <w:right w:val="single" w:sz="4" w:space="0" w:color="000000"/>
+            </w:tcBorders>
+          </w:tcPr>
+          <w:p>
+            <w:pPr>
+              <w:rPr>
+                <w:noProof/>
+              </w:rPr>
+            </w:pPr>
+            <w:r>
+              <w:rPr>
+                <w:noProof/>
+              </w:rPr>
+              <w:drawing>
+                <wp:inline distT="0" distB="0" distL="0" distR="0" wp14:anchorId="34A71652" wp14:editId="09101C76">
+                  <wp:extent cx="175847" cy="171922"/>
+                  <wp:effectExtent l="0" t="0" r="0" b="0"/>
+                  <wp:docPr id="1505421506" name="Picture 62"/>
+                  <wp:cNvGraphicFramePr/>
+                  <a:graphic xmlns:a="http://schemas.openxmlformats.org/drawingml/2006/main">
+                    <a:graphicData uri="http://schemas.openxmlformats.org/drawingml/2006/picture">
+                      <pic:pic xmlns:pic="http://schemas.openxmlformats.org/drawingml/2006/picture">
+                        <pic:nvPicPr>
+                          <pic:cNvPr id="62" name="Picture 62"/>
+                          <pic:cNvPicPr/>
+                        </pic:nvPicPr>
+                        <pic:blipFill>
+                          <a:blip r:embed="rId6"/>
+                          <a:stretch>
+                            <a:fillRect/>
+                          </a:stretch>
+                        </pic:blipFill>
+                        <pic:spPr>
+                          <a:xfrm>
+                            <a:off x="0" y="0"/>
+                            <a:ext cx="175847" cy="171922"/>
+                          </a:xfrm>
+                          <a:prstGeom prst="rect">
+                            <a:avLst/>
+                          </a:prstGeom>
+                        </pic:spPr>
+                      </pic:pic>
+                    </a:graphicData>
+                  </a:graphic>
+                </wp:inline>
+              </w:drawing>
+            </w:r>
+          </w:p>
+        </w:tc>
+        <w:tc>
+          <w:tcPr>
+            <w:tcW w:w="1135" w:type="dxa"/>
+            <w:tcBorders>
+              <w:top w:val="single" w:sz="4" w:space="0" w:color="000000"/>
+              <w:left w:val="single" w:sz="4" w:space="0" w:color="000000"/>
+              <w:bottom w:val="single" w:sz="4" w:space="0" w:color="000000"/>
+              <w:right w:val="single" w:sz="4" w:space="0" w:color="000000"/>
+            </w:tcBorders>
+          </w:tcPr>
+          <w:p>
+            <w:pPr>
+              <w:rPr>
+                <w:noProof/>
+              </w:rPr>
+            </w:pPr>
+            <w:r>
+              <w:rPr>
+                <w:noProof/>
+              </w:rPr>
+              <w:drawing>
+                <wp:inline distT="0" distB="0" distL="0" distR="0" wp14:anchorId="5F7746D4" wp14:editId="7DE50DC0">
+                  <wp:extent cx="155575" cy="155575"/>
+                  <wp:effectExtent l="0" t="0" r="0" b="0"/>
+                  <wp:docPr id="1198728741" name="Picture 64"/>
+                  <wp:cNvGraphicFramePr/>
+                  <a:graphic xmlns:a="http://schemas.openxmlformats.org/drawingml/2006/main">
+                    <a:graphicData uri="http://schemas.openxmlformats.org/drawingml/2006/picture">
+                      <pic:pic xmlns:pic="http://schemas.openxmlformats.org/drawingml/2006/picture">
+                        <pic:nvPicPr>
+                          <pic:cNvPr id="64" name="Picture 64"/>
+                          <pic:cNvPicPr/>
+                        </pic:nvPicPr>
+                        <pic:blipFill>
+                          <a:blip r:embed="rId5"/>
+                          <a:stretch>
+                            <a:fillRect/>
+                          </a:stretch>
+                        </pic:blipFill>
+                        <pic:spPr>
+                          <a:xfrm>
+                            <a:off x="0" y="0"/>
+                            <a:ext cx="155575" cy="155575"/>
+                          </a:xfrm>
+                          <a:prstGeom prst="rect">
+                            <a:avLst/>
+                          </a:prstGeom>
+                        </pic:spPr>
+                      </pic:pic>
+                    </a:graphicData>
+                  </a:graphic>
+                </wp:inline>
+              </w:drawing>
+            </w:r>
+          </w:p>
+        </w:tc>
+        <w:tc>
+          <w:tcPr>
+            <w:tcW w:w="1274" w:type="dxa"/>
+            <w:tcBorders>
+              <w:top w:val="single" w:sz="4" w:space="0" w:color="000000"/>
+              <w:left w:val="single" w:sz="4" w:space="0" w:color="000000"/>
+              <w:bottom w:val="single" w:sz="4" w:space="0" w:color="000000"/>
+              <w:right w:val="single" w:sz="4" w:space="0" w:color="000000"/>
+            </w:tcBorders>
+          </w:tcPr>
+          <w:p>
+            <w:pPr>
+              <w:rPr>
+                <w:noProof/>
+              </w:rPr>
+            </w:pPr>
+            <w:r>
+              <w:rPr>
+                <w:noProof/>
+              </w:rPr>
+              <w:drawing>
+                <wp:inline distT="0" distB="0" distL="0" distR="0" wp14:anchorId="52DB4AA9" wp14:editId="41CC160D">
+                  <wp:extent cx="175847" cy="171922"/>
+                  <wp:effectExtent l="0" t="0" r="0" b="0"/>
+                  <wp:docPr id="677256029" name="Picture 66"/>
+                  <wp:cNvGraphicFramePr/>
+                  <a:graphic xmlns:a="http://schemas.openxmlformats.org/drawingml/2006/main">
+                    <a:graphicData uri="http://schemas.openxmlformats.org/drawingml/2006/picture">
+                      <pic:pic xmlns:pic="http://schemas.openxmlformats.org/drawingml/2006/picture">
+                        <pic:nvPicPr>
+                          <pic:cNvPr id="66" name="Picture 66"/>
+                          <pic:cNvPicPr/>
+                        </pic:nvPicPr>
+                        <pic:blipFill>
+                          <a:blip r:embed="rId6"/>
+                          <a:stretch>
+                            <a:fillRect/>
+                          </a:stretch>
+                        </pic:blipFill>
+                        <pic:spPr>
+                          <a:xfrm>
+                            <a:off x="0" y="0"/>
+                            <a:ext cx="175847" cy="171922"/>
+                          </a:xfrm>
+                          <a:prstGeom prst="rect">
+                            <a:avLst/>
+                          </a:prstGeom>
+                        </pic:spPr>
+                      </pic:pic>
+                    </a:graphicData>
+                  </a:graphic>
+                </wp:inline>
+              </w:drawing>
+            </w:r>
+          </w:p>
+        </w:tc>
+      </w:tr>
+      <w:tr>
+        <w:trPr>
+          <w:trHeight w:val="286"/>
+        </w:trPr>
+        <w:tc>
+          <w:tcPr>
+            <w:tcW w:w="2892" w:type="dxa"/>
+            <w:tcBorders>
+              <w:top w:val="single" w:sz="4" w:space="0" w:color="000000"/>
+              <w:left w:val="single" w:sz="4" w:space="0" w:color="000000"/>
+              <w:bottom w:val="single" w:sz="4" w:space="0" w:color="000000"/>
               <w:right w:val="nil"/>
             </w:tcBorders>
             <w:shd w:val="clear" w:color="auto" w:fill="FAE2D6"/>
           </w:tcPr>
           <w:p>
-            <w:pPr>
-              <w:spacing w:after="0"/>
-            </w:pPr>
             <w:r>
               <w:rPr>
                 <w:rFonts w:ascii="Arial" w:eastAsia="Arial" w:hAnsi="Arial" w:cs="Arial"/>
@@ -1111,9 +1526,6 @@
             <w:shd w:val="clear" w:color="auto" w:fill="A5C8EB"/>
           </w:tcPr>
           <w:p>
-            <w:pPr>
-              <w:spacing w:after="0"/>
-            </w:pPr>
             <w:proofErr w:type="spellStart"/>
             <w:r>
               <w:rPr>
@@ -1138,9 +1550,6 @@
             <w:shd w:val="clear" w:color="auto" w:fill="A5C8EB"/>
           </w:tcPr>
           <w:p>
-            <w:pPr>
-              <w:spacing w:after="0"/>
-            </w:pPr>
             <w:proofErr w:type="spellStart"/>
             <w:r>
               <w:rPr>
@@ -1165,9 +1574,6 @@
             <w:shd w:val="clear" w:color="auto" w:fill="A5C8EB"/>
           </w:tcPr>
           <w:p>
-            <w:pPr>
-              <w:spacing w:after="0"/>
-            </w:pPr>
             <w:proofErr w:type="spellStart"/>
             <w:r>
               <w:rPr>
@@ -1192,9 +1598,6 @@
             <w:shd w:val="clear" w:color="auto" w:fill="A5C8EB"/>
           </w:tcPr>
           <w:p>
-            <w:pPr>
-              <w:spacing w:after="0"/>
-            </w:pPr>
             <w:proofErr w:type="spellStart"/>
             <w:r>
               <w:rPr>
@@ -1219,9 +1622,6 @@
             <w:shd w:val="clear" w:color="auto" w:fill="A5C8EB"/>
           </w:tcPr>
           <w:p>
-            <w:pPr>
-              <w:spacing w:after="0"/>
-            </w:pPr>
             <w:proofErr w:type="spellStart"/>
             <w:r>
               <w:rPr>
@@ -1250,9 +1650,6 @@
             </w:tcBorders>
           </w:tcPr>
           <w:p>
-            <w:pPr>
-              <w:spacing w:after="0"/>
-            </w:pPr>
             <w:r>
               <w:rPr>
                 <w:rFonts w:ascii="Arial" w:eastAsia="Arial" w:hAnsi="Arial" w:cs="Arial"/>
@@ -1273,9 +1670,6 @@
             </w:tcBorders>
           </w:tcPr>
           <w:p>
-            <w:pPr>
-              <w:spacing w:after="0"/>
-            </w:pPr>
             <w:r>
               <w:rPr>
                 <w:noProof/>
@@ -1327,9 +1721,6 @@
             </w:tcBorders>
           </w:tcPr>
           <w:p>
-            <w:pPr>
-              <w:spacing w:after="0"/>
-            </w:pPr>
             <w:r>
               <w:rPr>
                 <w:noProof/>
@@ -1381,9 +1772,6 @@
             </w:tcBorders>
           </w:tcPr>
           <w:p>
-            <w:pPr>
-              <w:spacing w:after="0"/>
-            </w:pPr>
             <w:r>
               <w:rPr>
                 <w:noProof/>
@@ -1435,9 +1823,6 @@
             </w:tcBorders>
           </w:tcPr>
           <w:p>
-            <w:pPr>
-              <w:spacing w:after="0"/>
-            </w:pPr>
             <w:r>
               <w:rPr>
                 <w:noProof/>
@@ -1494,23 +1879,13 @@
             </w:tcBorders>
           </w:tcPr>
           <w:p>
-            <w:pPr>
-              <w:spacing w:after="0"/>
-            </w:pPr>
             <w:proofErr w:type="spellStart"/>
             <w:r>
               <w:rPr>
                 <w:rFonts w:ascii="Arial" w:eastAsia="Arial" w:hAnsi="Arial" w:cs="Arial"/>
                 <w:sz w:val="24"/>
               </w:rPr>
-              <w:t>Incidentes</w:t>
-            </w:r>
-            <w:r>
-              <w:rPr>
-                <w:rFonts w:ascii="Arial" w:eastAsia="Arial" w:hAnsi="Arial" w:cs="Arial"/>
-                <w:sz w:val="24"/>
-              </w:rPr>
-              <w:t>View</w:t>
+              <w:t>IncidentesView</w:t>
             </w:r>
             <w:proofErr w:type="spellEnd"/>
           </w:p>
@@ -1526,9 +1901,6 @@
             </w:tcBorders>
           </w:tcPr>
           <w:p>
-            <w:pPr>
-              <w:spacing w:after="0"/>
-            </w:pPr>
             <w:r>
               <w:rPr>
                 <w:noProof/>
@@ -1580,9 +1952,6 @@
             </w:tcBorders>
           </w:tcPr>
           <w:p>
-            <w:pPr>
-              <w:spacing w:after="0"/>
-            </w:pPr>
             <w:r>
               <w:rPr>
                 <w:noProof/>
@@ -1634,9 +2003,6 @@
             </w:tcBorders>
           </w:tcPr>
           <w:p>
-            <w:pPr>
-              <w:spacing w:after="0"/>
-            </w:pPr>
             <w:r>
               <w:rPr>
                 <w:noProof/>
@@ -1688,9 +2054,6 @@
             </w:tcBorders>
           </w:tcPr>
           <w:p>
-            <w:pPr>
-              <w:spacing w:after="0"/>
-            </w:pPr>
             <w:r>
               <w:rPr>
                 <w:noProof/>
@@ -1743,14 +2106,523 @@
               <w:top w:val="single" w:sz="4" w:space="0" w:color="000000"/>
               <w:left w:val="single" w:sz="4" w:space="0" w:color="000000"/>
               <w:bottom w:val="single" w:sz="4" w:space="0" w:color="000000"/>
+              <w:right w:val="single" w:sz="4" w:space="0" w:color="000000"/>
+            </w:tcBorders>
+          </w:tcPr>
+          <w:p>
+            <w:pPr>
+              <w:rPr>
+                <w:rFonts w:ascii="Arial" w:eastAsia="Arial" w:hAnsi="Arial" w:cs="Arial"/>
+                <w:sz w:val="24"/>
+              </w:rPr>
+            </w:pPr>
+            <w:r>
+              <w:rPr>
+                <w:rFonts w:ascii="Arial" w:eastAsia="Arial" w:hAnsi="Arial" w:cs="Arial"/>
+                <w:sz w:val="24"/>
+              </w:rPr>
+              <w:t>usuarios</w:t>
+            </w:r>
+          </w:p>
+        </w:tc>
+        <w:tc>
+          <w:tcPr>
+            <w:tcW w:w="1352" w:type="dxa"/>
+            <w:tcBorders>
+              <w:top w:val="single" w:sz="4" w:space="0" w:color="000000"/>
+              <w:left w:val="single" w:sz="4" w:space="0" w:color="000000"/>
+              <w:bottom w:val="single" w:sz="4" w:space="0" w:color="000000"/>
+              <w:right w:val="single" w:sz="4" w:space="0" w:color="000000"/>
+            </w:tcBorders>
+          </w:tcPr>
+          <w:p>
+            <w:pPr>
+              <w:rPr>
+                <w:noProof/>
+              </w:rPr>
+            </w:pPr>
+            <w:r>
+              <w:rPr>
+                <w:noProof/>
+              </w:rPr>
+              <w:drawing>
+                <wp:inline distT="0" distB="0" distL="0" distR="0" wp14:anchorId="11F29FBF" wp14:editId="23E71EC8">
+                  <wp:extent cx="155575" cy="155575"/>
+                  <wp:effectExtent l="0" t="0" r="0" b="0"/>
+                  <wp:docPr id="2052550579" name="Picture 33"/>
+                  <wp:cNvGraphicFramePr/>
+                  <a:graphic xmlns:a="http://schemas.openxmlformats.org/drawingml/2006/main">
+                    <a:graphicData uri="http://schemas.openxmlformats.org/drawingml/2006/picture">
+                      <pic:pic xmlns:pic="http://schemas.openxmlformats.org/drawingml/2006/picture">
+                        <pic:nvPicPr>
+                          <pic:cNvPr id="33" name="Picture 33"/>
+                          <pic:cNvPicPr/>
+                        </pic:nvPicPr>
+                        <pic:blipFill>
+                          <a:blip r:embed="rId5"/>
+                          <a:stretch>
+                            <a:fillRect/>
+                          </a:stretch>
+                        </pic:blipFill>
+                        <pic:spPr>
+                          <a:xfrm>
+                            <a:off x="0" y="0"/>
+                            <a:ext cx="155575" cy="155575"/>
+                          </a:xfrm>
+                          <a:prstGeom prst="rect">
+                            <a:avLst/>
+                          </a:prstGeom>
+                        </pic:spPr>
+                      </pic:pic>
+                    </a:graphicData>
+                  </a:graphic>
+                </wp:inline>
+              </w:drawing>
+            </w:r>
+          </w:p>
+        </w:tc>
+        <w:tc>
+          <w:tcPr>
+            <w:tcW w:w="1418" w:type="dxa"/>
+            <w:tcBorders>
+              <w:top w:val="single" w:sz="4" w:space="0" w:color="000000"/>
+              <w:left w:val="single" w:sz="4" w:space="0" w:color="000000"/>
+              <w:bottom w:val="single" w:sz="4" w:space="0" w:color="000000"/>
+              <w:right w:val="single" w:sz="4" w:space="0" w:color="000000"/>
+            </w:tcBorders>
+          </w:tcPr>
+          <w:p>
+            <w:pPr>
+              <w:rPr>
+                <w:noProof/>
+              </w:rPr>
+            </w:pPr>
+            <w:r>
+              <w:rPr>
+                <w:noProof/>
+              </w:rPr>
+              <w:drawing>
+                <wp:inline distT="0" distB="0" distL="0" distR="0" wp14:anchorId="05071963" wp14:editId="7C65990B">
+                  <wp:extent cx="155575" cy="155575"/>
+                  <wp:effectExtent l="0" t="0" r="0" b="0"/>
+                  <wp:docPr id="1181082209" name="Picture 33"/>
+                  <wp:cNvGraphicFramePr/>
+                  <a:graphic xmlns:a="http://schemas.openxmlformats.org/drawingml/2006/main">
+                    <a:graphicData uri="http://schemas.openxmlformats.org/drawingml/2006/picture">
+                      <pic:pic xmlns:pic="http://schemas.openxmlformats.org/drawingml/2006/picture">
+                        <pic:nvPicPr>
+                          <pic:cNvPr id="33" name="Picture 33"/>
+                          <pic:cNvPicPr/>
+                        </pic:nvPicPr>
+                        <pic:blipFill>
+                          <a:blip r:embed="rId5"/>
+                          <a:stretch>
+                            <a:fillRect/>
+                          </a:stretch>
+                        </pic:blipFill>
+                        <pic:spPr>
+                          <a:xfrm>
+                            <a:off x="0" y="0"/>
+                            <a:ext cx="155575" cy="155575"/>
+                          </a:xfrm>
+                          <a:prstGeom prst="rect">
+                            <a:avLst/>
+                          </a:prstGeom>
+                        </pic:spPr>
+                      </pic:pic>
+                    </a:graphicData>
+                  </a:graphic>
+                </wp:inline>
+              </w:drawing>
+            </w:r>
+          </w:p>
+        </w:tc>
+        <w:tc>
+          <w:tcPr>
+            <w:tcW w:w="1135" w:type="dxa"/>
+            <w:tcBorders>
+              <w:top w:val="single" w:sz="4" w:space="0" w:color="000000"/>
+              <w:left w:val="single" w:sz="4" w:space="0" w:color="000000"/>
+              <w:bottom w:val="single" w:sz="4" w:space="0" w:color="000000"/>
+              <w:right w:val="single" w:sz="4" w:space="0" w:color="000000"/>
+            </w:tcBorders>
+          </w:tcPr>
+          <w:p>
+            <w:pPr>
+              <w:rPr>
+                <w:noProof/>
+              </w:rPr>
+            </w:pPr>
+            <w:r>
+              <w:rPr>
+                <w:noProof/>
+              </w:rPr>
+              <w:drawing>
+                <wp:inline distT="0" distB="0" distL="0" distR="0" wp14:anchorId="6F18989E" wp14:editId="1DA3CCF4">
+                  <wp:extent cx="155575" cy="155575"/>
+                  <wp:effectExtent l="0" t="0" r="0" b="0"/>
+                  <wp:docPr id="1701168811" name="Picture 33"/>
+                  <wp:cNvGraphicFramePr/>
+                  <a:graphic xmlns:a="http://schemas.openxmlformats.org/drawingml/2006/main">
+                    <a:graphicData uri="http://schemas.openxmlformats.org/drawingml/2006/picture">
+                      <pic:pic xmlns:pic="http://schemas.openxmlformats.org/drawingml/2006/picture">
+                        <pic:nvPicPr>
+                          <pic:cNvPr id="33" name="Picture 33"/>
+                          <pic:cNvPicPr/>
+                        </pic:nvPicPr>
+                        <pic:blipFill>
+                          <a:blip r:embed="rId5"/>
+                          <a:stretch>
+                            <a:fillRect/>
+                          </a:stretch>
+                        </pic:blipFill>
+                        <pic:spPr>
+                          <a:xfrm>
+                            <a:off x="0" y="0"/>
+                            <a:ext cx="155575" cy="155575"/>
+                          </a:xfrm>
+                          <a:prstGeom prst="rect">
+                            <a:avLst/>
+                          </a:prstGeom>
+                        </pic:spPr>
+                      </pic:pic>
+                    </a:graphicData>
+                  </a:graphic>
+                </wp:inline>
+              </w:drawing>
+            </w:r>
+          </w:p>
+        </w:tc>
+        <w:tc>
+          <w:tcPr>
+            <w:tcW w:w="1274" w:type="dxa"/>
+            <w:tcBorders>
+              <w:top w:val="single" w:sz="4" w:space="0" w:color="000000"/>
+              <w:left w:val="single" w:sz="4" w:space="0" w:color="000000"/>
+              <w:bottom w:val="single" w:sz="4" w:space="0" w:color="000000"/>
+              <w:right w:val="single" w:sz="4" w:space="0" w:color="000000"/>
+            </w:tcBorders>
+          </w:tcPr>
+          <w:p>
+            <w:pPr>
+              <w:rPr>
+                <w:noProof/>
+              </w:rPr>
+            </w:pPr>
+            <w:r>
+              <w:rPr>
+                <w:noProof/>
+              </w:rPr>
+              <w:drawing>
+                <wp:inline distT="0" distB="0" distL="0" distR="0" wp14:anchorId="6B0B4FA2" wp14:editId="2BFADCFC">
+                  <wp:extent cx="110609" cy="110609"/>
+                  <wp:effectExtent l="0" t="0" r="0" b="0"/>
+                  <wp:docPr id="853956611" name="Picture 138"/>
+                  <wp:cNvGraphicFramePr/>
+                  <a:graphic xmlns:a="http://schemas.openxmlformats.org/drawingml/2006/main">
+                    <a:graphicData uri="http://schemas.openxmlformats.org/drawingml/2006/picture">
+                      <pic:pic xmlns:pic="http://schemas.openxmlformats.org/drawingml/2006/picture">
+                        <pic:nvPicPr>
+                          <pic:cNvPr id="138" name="Picture 138"/>
+                          <pic:cNvPicPr/>
+                        </pic:nvPicPr>
+                        <pic:blipFill>
+                          <a:blip r:embed="rId7"/>
+                          <a:stretch>
+                            <a:fillRect/>
+                          </a:stretch>
+                        </pic:blipFill>
+                        <pic:spPr>
+                          <a:xfrm>
+                            <a:off x="0" y="0"/>
+                            <a:ext cx="110609" cy="110609"/>
+                          </a:xfrm>
+                          <a:prstGeom prst="rect">
+                            <a:avLst/>
+                          </a:prstGeom>
+                        </pic:spPr>
+                      </pic:pic>
+                    </a:graphicData>
+                  </a:graphic>
+                </wp:inline>
+              </w:drawing>
+            </w:r>
+          </w:p>
+        </w:tc>
+      </w:tr>
+      <w:tr>
+        <w:trPr>
+          <w:trHeight w:val="286"/>
+        </w:trPr>
+        <w:tc>
+          <w:tcPr>
+            <w:tcW w:w="2892" w:type="dxa"/>
+            <w:tcBorders>
+              <w:top w:val="single" w:sz="4" w:space="0" w:color="000000"/>
+              <w:left w:val="single" w:sz="4" w:space="0" w:color="000000"/>
+              <w:bottom w:val="single" w:sz="4" w:space="0" w:color="000000"/>
+              <w:right w:val="single" w:sz="4" w:space="0" w:color="000000"/>
+            </w:tcBorders>
+          </w:tcPr>
+          <w:p>
+            <w:pPr>
+              <w:rPr>
+                <w:rFonts w:ascii="Arial" w:eastAsia="Arial" w:hAnsi="Arial" w:cs="Arial"/>
+                <w:sz w:val="24"/>
+              </w:rPr>
+            </w:pPr>
+            <w:proofErr w:type="spellStart"/>
+            <w:r>
+              <w:rPr>
+                <w:rFonts w:ascii="Arial" w:eastAsia="Arial" w:hAnsi="Arial" w:cs="Arial"/>
+                <w:sz w:val="24"/>
+              </w:rPr>
+              <w:t>usuariosView</w:t>
+            </w:r>
+            <w:proofErr w:type="spellEnd"/>
+          </w:p>
+        </w:tc>
+        <w:tc>
+          <w:tcPr>
+            <w:tcW w:w="1352" w:type="dxa"/>
+            <w:tcBorders>
+              <w:top w:val="single" w:sz="4" w:space="0" w:color="000000"/>
+              <w:left w:val="single" w:sz="4" w:space="0" w:color="000000"/>
+              <w:bottom w:val="single" w:sz="4" w:space="0" w:color="000000"/>
+              <w:right w:val="single" w:sz="4" w:space="0" w:color="000000"/>
+            </w:tcBorders>
+          </w:tcPr>
+          <w:p>
+            <w:pPr>
+              <w:rPr>
+                <w:noProof/>
+              </w:rPr>
+            </w:pPr>
+            <w:r>
+              <w:rPr>
+                <w:noProof/>
+              </w:rPr>
+              <w:drawing>
+                <wp:inline distT="0" distB="0" distL="0" distR="0" wp14:anchorId="1F852749" wp14:editId="5240CDA5">
+                  <wp:extent cx="175847" cy="171922"/>
+                  <wp:effectExtent l="0" t="0" r="0" b="0"/>
+                  <wp:docPr id="660229871" name="Picture 60"/>
+                  <wp:cNvGraphicFramePr/>
+                  <a:graphic xmlns:a="http://schemas.openxmlformats.org/drawingml/2006/main">
+                    <a:graphicData uri="http://schemas.openxmlformats.org/drawingml/2006/picture">
+                      <pic:pic xmlns:pic="http://schemas.openxmlformats.org/drawingml/2006/picture">
+                        <pic:nvPicPr>
+                          <pic:cNvPr id="60" name="Picture 60"/>
+                          <pic:cNvPicPr/>
+                        </pic:nvPicPr>
+                        <pic:blipFill>
+                          <a:blip r:embed="rId6"/>
+                          <a:stretch>
+                            <a:fillRect/>
+                          </a:stretch>
+                        </pic:blipFill>
+                        <pic:spPr>
+                          <a:xfrm>
+                            <a:off x="0" y="0"/>
+                            <a:ext cx="175847" cy="171922"/>
+                          </a:xfrm>
+                          <a:prstGeom prst="rect">
+                            <a:avLst/>
+                          </a:prstGeom>
+                        </pic:spPr>
+                      </pic:pic>
+                    </a:graphicData>
+                  </a:graphic>
+                </wp:inline>
+              </w:drawing>
+            </w:r>
+          </w:p>
+        </w:tc>
+        <w:tc>
+          <w:tcPr>
+            <w:tcW w:w="1418" w:type="dxa"/>
+            <w:tcBorders>
+              <w:top w:val="single" w:sz="4" w:space="0" w:color="000000"/>
+              <w:left w:val="single" w:sz="4" w:space="0" w:color="000000"/>
+              <w:bottom w:val="single" w:sz="4" w:space="0" w:color="000000"/>
+              <w:right w:val="single" w:sz="4" w:space="0" w:color="000000"/>
+            </w:tcBorders>
+          </w:tcPr>
+          <w:p>
+            <w:pPr>
+              <w:rPr>
+                <w:noProof/>
+              </w:rPr>
+            </w:pPr>
+            <w:r>
+              <w:rPr>
+                <w:noProof/>
+              </w:rPr>
+              <w:drawing>
+                <wp:inline distT="0" distB="0" distL="0" distR="0" wp14:anchorId="6DD6E40E" wp14:editId="67F7DAEE">
+                  <wp:extent cx="175847" cy="171922"/>
+                  <wp:effectExtent l="0" t="0" r="0" b="0"/>
+                  <wp:docPr id="24488230" name="Picture 62"/>
+                  <wp:cNvGraphicFramePr/>
+                  <a:graphic xmlns:a="http://schemas.openxmlformats.org/drawingml/2006/main">
+                    <a:graphicData uri="http://schemas.openxmlformats.org/drawingml/2006/picture">
+                      <pic:pic xmlns:pic="http://schemas.openxmlformats.org/drawingml/2006/picture">
+                        <pic:nvPicPr>
+                          <pic:cNvPr id="62" name="Picture 62"/>
+                          <pic:cNvPicPr/>
+                        </pic:nvPicPr>
+                        <pic:blipFill>
+                          <a:blip r:embed="rId6"/>
+                          <a:stretch>
+                            <a:fillRect/>
+                          </a:stretch>
+                        </pic:blipFill>
+                        <pic:spPr>
+                          <a:xfrm>
+                            <a:off x="0" y="0"/>
+                            <a:ext cx="175847" cy="171922"/>
+                          </a:xfrm>
+                          <a:prstGeom prst="rect">
+                            <a:avLst/>
+                          </a:prstGeom>
+                        </pic:spPr>
+                      </pic:pic>
+                    </a:graphicData>
+                  </a:graphic>
+                </wp:inline>
+              </w:drawing>
+            </w:r>
+          </w:p>
+        </w:tc>
+        <w:tc>
+          <w:tcPr>
+            <w:tcW w:w="1135" w:type="dxa"/>
+            <w:tcBorders>
+              <w:top w:val="single" w:sz="4" w:space="0" w:color="000000"/>
+              <w:left w:val="single" w:sz="4" w:space="0" w:color="000000"/>
+              <w:bottom w:val="single" w:sz="4" w:space="0" w:color="000000"/>
+              <w:right w:val="single" w:sz="4" w:space="0" w:color="000000"/>
+            </w:tcBorders>
+          </w:tcPr>
+          <w:p>
+            <w:pPr>
+              <w:rPr>
+                <w:noProof/>
+              </w:rPr>
+            </w:pPr>
+            <w:r>
+              <w:rPr>
+                <w:noProof/>
+              </w:rPr>
+              <w:drawing>
+                <wp:inline distT="0" distB="0" distL="0" distR="0" wp14:anchorId="7485E680" wp14:editId="4FE8C026">
+                  <wp:extent cx="155575" cy="155575"/>
+                  <wp:effectExtent l="0" t="0" r="0" b="0"/>
+                  <wp:docPr id="36547949" name="Picture 64"/>
+                  <wp:cNvGraphicFramePr/>
+                  <a:graphic xmlns:a="http://schemas.openxmlformats.org/drawingml/2006/main">
+                    <a:graphicData uri="http://schemas.openxmlformats.org/drawingml/2006/picture">
+                      <pic:pic xmlns:pic="http://schemas.openxmlformats.org/drawingml/2006/picture">
+                        <pic:nvPicPr>
+                          <pic:cNvPr id="64" name="Picture 64"/>
+                          <pic:cNvPicPr/>
+                        </pic:nvPicPr>
+                        <pic:blipFill>
+                          <a:blip r:embed="rId5"/>
+                          <a:stretch>
+                            <a:fillRect/>
+                          </a:stretch>
+                        </pic:blipFill>
+                        <pic:spPr>
+                          <a:xfrm>
+                            <a:off x="0" y="0"/>
+                            <a:ext cx="155575" cy="155575"/>
+                          </a:xfrm>
+                          <a:prstGeom prst="rect">
+                            <a:avLst/>
+                          </a:prstGeom>
+                        </pic:spPr>
+                      </pic:pic>
+                    </a:graphicData>
+                  </a:graphic>
+                </wp:inline>
+              </w:drawing>
+            </w:r>
+          </w:p>
+        </w:tc>
+        <w:tc>
+          <w:tcPr>
+            <w:tcW w:w="1274" w:type="dxa"/>
+            <w:tcBorders>
+              <w:top w:val="single" w:sz="4" w:space="0" w:color="000000"/>
+              <w:left w:val="single" w:sz="4" w:space="0" w:color="000000"/>
+              <w:bottom w:val="single" w:sz="4" w:space="0" w:color="000000"/>
+              <w:right w:val="single" w:sz="4" w:space="0" w:color="000000"/>
+            </w:tcBorders>
+          </w:tcPr>
+          <w:p>
+            <w:pPr>
+              <w:rPr>
+                <w:noProof/>
+              </w:rPr>
+            </w:pPr>
+            <w:r>
+              <w:rPr>
+                <w:noProof/>
+              </w:rPr>
+              <w:drawing>
+                <wp:inline distT="0" distB="0" distL="0" distR="0" wp14:anchorId="05D7810C" wp14:editId="377E5E56">
+                  <wp:extent cx="175847" cy="171922"/>
+                  <wp:effectExtent l="0" t="0" r="0" b="0"/>
+                  <wp:docPr id="1154972767" name="Picture 66"/>
+                  <wp:cNvGraphicFramePr/>
+                  <a:graphic xmlns:a="http://schemas.openxmlformats.org/drawingml/2006/main">
+                    <a:graphicData uri="http://schemas.openxmlformats.org/drawingml/2006/picture">
+                      <pic:pic xmlns:pic="http://schemas.openxmlformats.org/drawingml/2006/picture">
+                        <pic:nvPicPr>
+                          <pic:cNvPr id="66" name="Picture 66"/>
+                          <pic:cNvPicPr/>
+                        </pic:nvPicPr>
+                        <pic:blipFill>
+                          <a:blip r:embed="rId6"/>
+                          <a:stretch>
+                            <a:fillRect/>
+                          </a:stretch>
+                        </pic:blipFill>
+                        <pic:spPr>
+                          <a:xfrm>
+                            <a:off x="0" y="0"/>
+                            <a:ext cx="175847" cy="171922"/>
+                          </a:xfrm>
+                          <a:prstGeom prst="rect">
+                            <a:avLst/>
+                          </a:prstGeom>
+                        </pic:spPr>
+                      </pic:pic>
+                    </a:graphicData>
+                  </a:graphic>
+                </wp:inline>
+              </w:drawing>
+            </w:r>
+          </w:p>
+        </w:tc>
+      </w:tr>
+      <w:tr>
+        <w:trPr>
+          <w:trHeight w:val="286"/>
+        </w:trPr>
+        <w:tc>
+          <w:tcPr>
+            <w:tcW w:w="2892" w:type="dxa"/>
+            <w:tcBorders>
+              <w:top w:val="single" w:sz="4" w:space="0" w:color="000000"/>
+              <w:left w:val="single" w:sz="4" w:space="0" w:color="000000"/>
+              <w:bottom w:val="single" w:sz="4" w:space="0" w:color="000000"/>
               <w:right w:val="nil"/>
             </w:tcBorders>
             <w:shd w:val="clear" w:color="auto" w:fill="F1CEEE"/>
           </w:tcPr>
           <w:p>
-            <w:pPr>
-              <w:spacing w:after="0"/>
-            </w:pPr>
             <w:r>
               <w:rPr>
                 <w:rFonts w:ascii="Arial" w:eastAsia="Arial" w:hAnsi="Arial" w:cs="Arial"/>
@@ -1831,7 +2703,6 @@
           </w:tcPr>
           <w:p>
             <w:pPr>
-              <w:spacing w:after="0"/>
               <w:rPr>
                 <w:b/>
                 <w:bCs/>
@@ -1863,7 +2734,6 @@
           </w:tcPr>
           <w:p>
             <w:pPr>
-              <w:spacing w:after="0"/>
               <w:rPr>
                 <w:b/>
                 <w:bCs/>
@@ -1895,7 +2765,6 @@
           </w:tcPr>
           <w:p>
             <w:pPr>
-              <w:spacing w:after="0"/>
               <w:rPr>
                 <w:b/>
                 <w:bCs/>
@@ -1927,7 +2796,6 @@
           </w:tcPr>
           <w:p>
             <w:pPr>
-              <w:spacing w:after="0"/>
               <w:rPr>
                 <w:b/>
                 <w:bCs/>
@@ -1959,7 +2827,6 @@
           </w:tcPr>
           <w:p>
             <w:pPr>
-              <w:spacing w:after="0"/>
               <w:rPr>
                 <w:b/>
                 <w:bCs/>
@@ -1994,22 +2861,12 @@
             </w:tcBorders>
           </w:tcPr>
           <w:p>
-            <w:pPr>
-              <w:spacing w:after="0"/>
-            </w:pPr>
-            <w:r>
-              <w:rPr>
-                <w:rFonts w:ascii="Arial" w:eastAsia="Arial" w:hAnsi="Arial" w:cs="Arial"/>
-                <w:sz w:val="24"/>
-              </w:rPr>
-              <w:t>Incidente</w:t>
-            </w:r>
-            <w:r>
-              <w:rPr>
-                <w:rFonts w:ascii="Arial" w:eastAsia="Arial" w:hAnsi="Arial" w:cs="Arial"/>
-                <w:sz w:val="24"/>
-              </w:rPr>
-              <w:t>s</w:t>
+            <w:r>
+              <w:rPr>
+                <w:rFonts w:ascii="Arial" w:eastAsia="Arial" w:hAnsi="Arial" w:cs="Arial"/>
+                <w:sz w:val="24"/>
+              </w:rPr>
+              <w:t>Incidentes</w:t>
             </w:r>
           </w:p>
         </w:tc>
@@ -2024,9 +2881,6 @@
             </w:tcBorders>
           </w:tcPr>
           <w:p>
-            <w:pPr>
-              <w:spacing w:after="0"/>
-            </w:pPr>
             <w:r>
               <w:rPr>
                 <w:noProof/>
@@ -2078,9 +2932,6 @@
             </w:tcBorders>
           </w:tcPr>
           <w:p>
-            <w:pPr>
-              <w:spacing w:after="0"/>
-            </w:pPr>
             <w:r>
               <w:rPr>
                 <w:noProof/>
@@ -2132,9 +2983,6 @@
             </w:tcBorders>
           </w:tcPr>
           <w:p>
-            <w:pPr>
-              <w:spacing w:after="0"/>
-            </w:pPr>
             <w:r>
               <w:rPr>
                 <w:noProof/>
@@ -2186,9 +3034,6 @@
             </w:tcBorders>
           </w:tcPr>
           <w:p>
-            <w:pPr>
-              <w:spacing w:after="0"/>
-            </w:pPr>
             <w:r>
               <w:rPr>
                 <w:noProof/>
@@ -2245,23 +3090,13 @@
             </w:tcBorders>
           </w:tcPr>
           <w:p>
-            <w:pPr>
-              <w:spacing w:after="0"/>
-            </w:pPr>
             <w:proofErr w:type="spellStart"/>
             <w:r>
               <w:rPr>
                 <w:rFonts w:ascii="Arial" w:eastAsia="Arial" w:hAnsi="Arial" w:cs="Arial"/>
                 <w:sz w:val="24"/>
               </w:rPr>
-              <w:t>Incidente</w:t>
-            </w:r>
-            <w:r>
-              <w:rPr>
-                <w:rFonts w:ascii="Arial" w:eastAsia="Arial" w:hAnsi="Arial" w:cs="Arial"/>
-                <w:sz w:val="24"/>
-              </w:rPr>
-              <w:t>sView</w:t>
+              <w:t>IncidentesView</w:t>
             </w:r>
             <w:proofErr w:type="spellEnd"/>
           </w:p>
@@ -2277,9 +3112,6 @@
             </w:tcBorders>
           </w:tcPr>
           <w:p>
-            <w:pPr>
-              <w:spacing w:after="0"/>
-            </w:pPr>
             <w:r>
               <w:rPr>
                 <w:noProof/>
@@ -2331,9 +3163,6 @@
             </w:tcBorders>
           </w:tcPr>
           <w:p>
-            <w:pPr>
-              <w:spacing w:after="0"/>
-            </w:pPr>
             <w:r>
               <w:rPr>
                 <w:noProof/>
@@ -2385,9 +3214,6 @@
             </w:tcBorders>
           </w:tcPr>
           <w:p>
-            <w:pPr>
-              <w:spacing w:after="0"/>
-            </w:pPr>
             <w:r>
               <w:rPr>
                 <w:noProof/>
@@ -2439,9 +3265,6 @@
             </w:tcBorders>
           </w:tcPr>
           <w:p>
-            <w:pPr>
-              <w:spacing w:after="0"/>
-            </w:pPr>
             <w:r>
               <w:rPr>
                 <w:noProof/>
@@ -2457,6 +3280,518 @@
                       <pic:pic xmlns:pic="http://schemas.openxmlformats.org/drawingml/2006/picture">
                         <pic:nvPicPr>
                           <pic:cNvPr id="165" name="Picture 165"/>
+                          <pic:cNvPicPr/>
+                        </pic:nvPicPr>
+                        <pic:blipFill>
+                          <a:blip r:embed="rId6"/>
+                          <a:stretch>
+                            <a:fillRect/>
+                          </a:stretch>
+                        </pic:blipFill>
+                        <pic:spPr>
+                          <a:xfrm>
+                            <a:off x="0" y="0"/>
+                            <a:ext cx="175847" cy="171922"/>
+                          </a:xfrm>
+                          <a:prstGeom prst="rect">
+                            <a:avLst/>
+                          </a:prstGeom>
+                        </pic:spPr>
+                      </pic:pic>
+                    </a:graphicData>
+                  </a:graphic>
+                </wp:inline>
+              </w:drawing>
+            </w:r>
+          </w:p>
+        </w:tc>
+      </w:tr>
+      <w:tr>
+        <w:trPr>
+          <w:trHeight w:val="286"/>
+        </w:trPr>
+        <w:tc>
+          <w:tcPr>
+            <w:tcW w:w="2892" w:type="dxa"/>
+            <w:tcBorders>
+              <w:top w:val="single" w:sz="4" w:space="0" w:color="000000"/>
+              <w:left w:val="single" w:sz="4" w:space="0" w:color="000000"/>
+              <w:bottom w:val="single" w:sz="4" w:space="0" w:color="000000"/>
+              <w:right w:val="single" w:sz="4" w:space="0" w:color="000000"/>
+            </w:tcBorders>
+          </w:tcPr>
+          <w:p>
+            <w:pPr>
+              <w:rPr>
+                <w:rFonts w:ascii="Arial" w:eastAsia="Arial" w:hAnsi="Arial" w:cs="Arial"/>
+                <w:sz w:val="24"/>
+              </w:rPr>
+            </w:pPr>
+            <w:r>
+              <w:rPr>
+                <w:rFonts w:ascii="Arial" w:eastAsia="Arial" w:hAnsi="Arial" w:cs="Arial"/>
+                <w:sz w:val="24"/>
+              </w:rPr>
+              <w:t>usuarios</w:t>
+            </w:r>
+          </w:p>
+        </w:tc>
+        <w:tc>
+          <w:tcPr>
+            <w:tcW w:w="1352" w:type="dxa"/>
+            <w:tcBorders>
+              <w:top w:val="single" w:sz="4" w:space="0" w:color="000000"/>
+              <w:left w:val="single" w:sz="4" w:space="0" w:color="000000"/>
+              <w:bottom w:val="single" w:sz="4" w:space="0" w:color="000000"/>
+              <w:right w:val="single" w:sz="4" w:space="0" w:color="000000"/>
+            </w:tcBorders>
+          </w:tcPr>
+          <w:p>
+            <w:pPr>
+              <w:rPr>
+                <w:noProof/>
+              </w:rPr>
+            </w:pPr>
+            <w:r>
+              <w:rPr>
+                <w:noProof/>
+              </w:rPr>
+              <w:drawing>
+                <wp:inline distT="0" distB="0" distL="0" distR="0" wp14:anchorId="78E202DF" wp14:editId="11952A03">
+                  <wp:extent cx="155575" cy="155575"/>
+                  <wp:effectExtent l="0" t="0" r="0" b="0"/>
+                  <wp:docPr id="899156736" name="Picture 33"/>
+                  <wp:cNvGraphicFramePr/>
+                  <a:graphic xmlns:a="http://schemas.openxmlformats.org/drawingml/2006/main">
+                    <a:graphicData uri="http://schemas.openxmlformats.org/drawingml/2006/picture">
+                      <pic:pic xmlns:pic="http://schemas.openxmlformats.org/drawingml/2006/picture">
+                        <pic:nvPicPr>
+                          <pic:cNvPr id="33" name="Picture 33"/>
+                          <pic:cNvPicPr/>
+                        </pic:nvPicPr>
+                        <pic:blipFill>
+                          <a:blip r:embed="rId5"/>
+                          <a:stretch>
+                            <a:fillRect/>
+                          </a:stretch>
+                        </pic:blipFill>
+                        <pic:spPr>
+                          <a:xfrm>
+                            <a:off x="0" y="0"/>
+                            <a:ext cx="155575" cy="155575"/>
+                          </a:xfrm>
+                          <a:prstGeom prst="rect">
+                            <a:avLst/>
+                          </a:prstGeom>
+                        </pic:spPr>
+                      </pic:pic>
+                    </a:graphicData>
+                  </a:graphic>
+                </wp:inline>
+              </w:drawing>
+            </w:r>
+          </w:p>
+        </w:tc>
+        <w:tc>
+          <w:tcPr>
+            <w:tcW w:w="1418" w:type="dxa"/>
+            <w:tcBorders>
+              <w:top w:val="single" w:sz="4" w:space="0" w:color="000000"/>
+              <w:left w:val="single" w:sz="4" w:space="0" w:color="000000"/>
+              <w:bottom w:val="single" w:sz="4" w:space="0" w:color="000000"/>
+              <w:right w:val="single" w:sz="4" w:space="0" w:color="000000"/>
+            </w:tcBorders>
+          </w:tcPr>
+          <w:p>
+            <w:pPr>
+              <w:rPr>
+                <w:noProof/>
+              </w:rPr>
+            </w:pPr>
+            <w:r>
+              <w:rPr>
+                <w:noProof/>
+              </w:rPr>
+              <w:drawing>
+                <wp:inline distT="0" distB="0" distL="0" distR="0" wp14:anchorId="22797874" wp14:editId="290EB8EF">
+                  <wp:extent cx="155575" cy="155575"/>
+                  <wp:effectExtent l="0" t="0" r="0" b="0"/>
+                  <wp:docPr id="1027786145" name="Picture 33"/>
+                  <wp:cNvGraphicFramePr/>
+                  <a:graphic xmlns:a="http://schemas.openxmlformats.org/drawingml/2006/main">
+                    <a:graphicData uri="http://schemas.openxmlformats.org/drawingml/2006/picture">
+                      <pic:pic xmlns:pic="http://schemas.openxmlformats.org/drawingml/2006/picture">
+                        <pic:nvPicPr>
+                          <pic:cNvPr id="33" name="Picture 33"/>
+                          <pic:cNvPicPr/>
+                        </pic:nvPicPr>
+                        <pic:blipFill>
+                          <a:blip r:embed="rId5"/>
+                          <a:stretch>
+                            <a:fillRect/>
+                          </a:stretch>
+                        </pic:blipFill>
+                        <pic:spPr>
+                          <a:xfrm>
+                            <a:off x="0" y="0"/>
+                            <a:ext cx="155575" cy="155575"/>
+                          </a:xfrm>
+                          <a:prstGeom prst="rect">
+                            <a:avLst/>
+                          </a:prstGeom>
+                        </pic:spPr>
+                      </pic:pic>
+                    </a:graphicData>
+                  </a:graphic>
+                </wp:inline>
+              </w:drawing>
+            </w:r>
+          </w:p>
+        </w:tc>
+        <w:tc>
+          <w:tcPr>
+            <w:tcW w:w="1135" w:type="dxa"/>
+            <w:tcBorders>
+              <w:top w:val="single" w:sz="4" w:space="0" w:color="000000"/>
+              <w:left w:val="single" w:sz="4" w:space="0" w:color="000000"/>
+              <w:bottom w:val="single" w:sz="4" w:space="0" w:color="000000"/>
+              <w:right w:val="single" w:sz="4" w:space="0" w:color="000000"/>
+            </w:tcBorders>
+          </w:tcPr>
+          <w:p>
+            <w:pPr>
+              <w:rPr>
+                <w:noProof/>
+              </w:rPr>
+            </w:pPr>
+            <w:r>
+              <w:rPr>
+                <w:noProof/>
+              </w:rPr>
+              <w:drawing>
+                <wp:inline distT="0" distB="0" distL="0" distR="0" wp14:anchorId="34D9648B" wp14:editId="12F2F96C">
+                  <wp:extent cx="155575" cy="155575"/>
+                  <wp:effectExtent l="0" t="0" r="0" b="0"/>
+                  <wp:docPr id="250597926" name="Picture 33"/>
+                  <wp:cNvGraphicFramePr/>
+                  <a:graphic xmlns:a="http://schemas.openxmlformats.org/drawingml/2006/main">
+                    <a:graphicData uri="http://schemas.openxmlformats.org/drawingml/2006/picture">
+                      <pic:pic xmlns:pic="http://schemas.openxmlformats.org/drawingml/2006/picture">
+                        <pic:nvPicPr>
+                          <pic:cNvPr id="33" name="Picture 33"/>
+                          <pic:cNvPicPr/>
+                        </pic:nvPicPr>
+                        <pic:blipFill>
+                          <a:blip r:embed="rId5"/>
+                          <a:stretch>
+                            <a:fillRect/>
+                          </a:stretch>
+                        </pic:blipFill>
+                        <pic:spPr>
+                          <a:xfrm>
+                            <a:off x="0" y="0"/>
+                            <a:ext cx="155575" cy="155575"/>
+                          </a:xfrm>
+                          <a:prstGeom prst="rect">
+                            <a:avLst/>
+                          </a:prstGeom>
+                        </pic:spPr>
+                      </pic:pic>
+                    </a:graphicData>
+                  </a:graphic>
+                </wp:inline>
+              </w:drawing>
+            </w:r>
+          </w:p>
+        </w:tc>
+        <w:tc>
+          <w:tcPr>
+            <w:tcW w:w="1274" w:type="dxa"/>
+            <w:tcBorders>
+              <w:top w:val="single" w:sz="4" w:space="0" w:color="000000"/>
+              <w:left w:val="single" w:sz="4" w:space="0" w:color="000000"/>
+              <w:bottom w:val="single" w:sz="4" w:space="0" w:color="000000"/>
+              <w:right w:val="single" w:sz="4" w:space="0" w:color="000000"/>
+            </w:tcBorders>
+          </w:tcPr>
+          <w:p>
+            <w:pPr>
+              <w:rPr>
+                <w:noProof/>
+              </w:rPr>
+            </w:pPr>
+            <w:r>
+              <w:rPr>
+                <w:noProof/>
+              </w:rPr>
+              <w:drawing>
+                <wp:inline distT="0" distB="0" distL="0" distR="0" wp14:anchorId="0E575E4F" wp14:editId="48C9A768">
+                  <wp:extent cx="110609" cy="110609"/>
+                  <wp:effectExtent l="0" t="0" r="0" b="0"/>
+                  <wp:docPr id="1350036875" name="Picture 138"/>
+                  <wp:cNvGraphicFramePr/>
+                  <a:graphic xmlns:a="http://schemas.openxmlformats.org/drawingml/2006/main">
+                    <a:graphicData uri="http://schemas.openxmlformats.org/drawingml/2006/picture">
+                      <pic:pic xmlns:pic="http://schemas.openxmlformats.org/drawingml/2006/picture">
+                        <pic:nvPicPr>
+                          <pic:cNvPr id="138" name="Picture 138"/>
+                          <pic:cNvPicPr/>
+                        </pic:nvPicPr>
+                        <pic:blipFill>
+                          <a:blip r:embed="rId7"/>
+                          <a:stretch>
+                            <a:fillRect/>
+                          </a:stretch>
+                        </pic:blipFill>
+                        <pic:spPr>
+                          <a:xfrm>
+                            <a:off x="0" y="0"/>
+                            <a:ext cx="110609" cy="110609"/>
+                          </a:xfrm>
+                          <a:prstGeom prst="rect">
+                            <a:avLst/>
+                          </a:prstGeom>
+                        </pic:spPr>
+                      </pic:pic>
+                    </a:graphicData>
+                  </a:graphic>
+                </wp:inline>
+              </w:drawing>
+            </w:r>
+          </w:p>
+        </w:tc>
+      </w:tr>
+      <w:tr>
+        <w:trPr>
+          <w:trHeight w:val="286"/>
+        </w:trPr>
+        <w:tc>
+          <w:tcPr>
+            <w:tcW w:w="2892" w:type="dxa"/>
+            <w:tcBorders>
+              <w:top w:val="single" w:sz="4" w:space="0" w:color="000000"/>
+              <w:left w:val="single" w:sz="4" w:space="0" w:color="000000"/>
+              <w:bottom w:val="single" w:sz="4" w:space="0" w:color="000000"/>
+              <w:right w:val="single" w:sz="4" w:space="0" w:color="000000"/>
+            </w:tcBorders>
+          </w:tcPr>
+          <w:p>
+            <w:pPr>
+              <w:rPr>
+                <w:rFonts w:ascii="Arial" w:eastAsia="Arial" w:hAnsi="Arial" w:cs="Arial"/>
+                <w:sz w:val="24"/>
+              </w:rPr>
+            </w:pPr>
+            <w:proofErr w:type="spellStart"/>
+            <w:r>
+              <w:rPr>
+                <w:rFonts w:ascii="Arial" w:eastAsia="Arial" w:hAnsi="Arial" w:cs="Arial"/>
+                <w:sz w:val="24"/>
+              </w:rPr>
+              <w:t>usuariosView</w:t>
+            </w:r>
+            <w:proofErr w:type="spellEnd"/>
+          </w:p>
+        </w:tc>
+        <w:tc>
+          <w:tcPr>
+            <w:tcW w:w="1352" w:type="dxa"/>
+            <w:tcBorders>
+              <w:top w:val="single" w:sz="4" w:space="0" w:color="000000"/>
+              <w:left w:val="single" w:sz="4" w:space="0" w:color="000000"/>
+              <w:bottom w:val="single" w:sz="4" w:space="0" w:color="000000"/>
+              <w:right w:val="single" w:sz="4" w:space="0" w:color="000000"/>
+            </w:tcBorders>
+          </w:tcPr>
+          <w:p>
+            <w:pPr>
+              <w:rPr>
+                <w:noProof/>
+              </w:rPr>
+            </w:pPr>
+            <w:r>
+              <w:rPr>
+                <w:noProof/>
+              </w:rPr>
+              <w:drawing>
+                <wp:inline distT="0" distB="0" distL="0" distR="0" wp14:anchorId="7B282F26" wp14:editId="4FA5B3FF">
+                  <wp:extent cx="175847" cy="171922"/>
+                  <wp:effectExtent l="0" t="0" r="0" b="0"/>
+                  <wp:docPr id="1391621306" name="Picture 60"/>
+                  <wp:cNvGraphicFramePr/>
+                  <a:graphic xmlns:a="http://schemas.openxmlformats.org/drawingml/2006/main">
+                    <a:graphicData uri="http://schemas.openxmlformats.org/drawingml/2006/picture">
+                      <pic:pic xmlns:pic="http://schemas.openxmlformats.org/drawingml/2006/picture">
+                        <pic:nvPicPr>
+                          <pic:cNvPr id="60" name="Picture 60"/>
+                          <pic:cNvPicPr/>
+                        </pic:nvPicPr>
+                        <pic:blipFill>
+                          <a:blip r:embed="rId6"/>
+                          <a:stretch>
+                            <a:fillRect/>
+                          </a:stretch>
+                        </pic:blipFill>
+                        <pic:spPr>
+                          <a:xfrm>
+                            <a:off x="0" y="0"/>
+                            <a:ext cx="175847" cy="171922"/>
+                          </a:xfrm>
+                          <a:prstGeom prst="rect">
+                            <a:avLst/>
+                          </a:prstGeom>
+                        </pic:spPr>
+                      </pic:pic>
+                    </a:graphicData>
+                  </a:graphic>
+                </wp:inline>
+              </w:drawing>
+            </w:r>
+          </w:p>
+        </w:tc>
+        <w:tc>
+          <w:tcPr>
+            <w:tcW w:w="1418" w:type="dxa"/>
+            <w:tcBorders>
+              <w:top w:val="single" w:sz="4" w:space="0" w:color="000000"/>
+              <w:left w:val="single" w:sz="4" w:space="0" w:color="000000"/>
+              <w:bottom w:val="single" w:sz="4" w:space="0" w:color="000000"/>
+              <w:right w:val="single" w:sz="4" w:space="0" w:color="000000"/>
+            </w:tcBorders>
+          </w:tcPr>
+          <w:p>
+            <w:pPr>
+              <w:rPr>
+                <w:noProof/>
+              </w:rPr>
+            </w:pPr>
+            <w:r>
+              <w:rPr>
+                <w:noProof/>
+              </w:rPr>
+              <w:drawing>
+                <wp:inline distT="0" distB="0" distL="0" distR="0" wp14:anchorId="22F72CC2" wp14:editId="7F7CD043">
+                  <wp:extent cx="175847" cy="171922"/>
+                  <wp:effectExtent l="0" t="0" r="0" b="0"/>
+                  <wp:docPr id="765838903" name="Picture 62"/>
+                  <wp:cNvGraphicFramePr/>
+                  <a:graphic xmlns:a="http://schemas.openxmlformats.org/drawingml/2006/main">
+                    <a:graphicData uri="http://schemas.openxmlformats.org/drawingml/2006/picture">
+                      <pic:pic xmlns:pic="http://schemas.openxmlformats.org/drawingml/2006/picture">
+                        <pic:nvPicPr>
+                          <pic:cNvPr id="62" name="Picture 62"/>
+                          <pic:cNvPicPr/>
+                        </pic:nvPicPr>
+                        <pic:blipFill>
+                          <a:blip r:embed="rId6"/>
+                          <a:stretch>
+                            <a:fillRect/>
+                          </a:stretch>
+                        </pic:blipFill>
+                        <pic:spPr>
+                          <a:xfrm>
+                            <a:off x="0" y="0"/>
+                            <a:ext cx="175847" cy="171922"/>
+                          </a:xfrm>
+                          <a:prstGeom prst="rect">
+                            <a:avLst/>
+                          </a:prstGeom>
+                        </pic:spPr>
+                      </pic:pic>
+                    </a:graphicData>
+                  </a:graphic>
+                </wp:inline>
+              </w:drawing>
+            </w:r>
+          </w:p>
+        </w:tc>
+        <w:tc>
+          <w:tcPr>
+            <w:tcW w:w="1135" w:type="dxa"/>
+            <w:tcBorders>
+              <w:top w:val="single" w:sz="4" w:space="0" w:color="000000"/>
+              <w:left w:val="single" w:sz="4" w:space="0" w:color="000000"/>
+              <w:bottom w:val="single" w:sz="4" w:space="0" w:color="000000"/>
+              <w:right w:val="single" w:sz="4" w:space="0" w:color="000000"/>
+            </w:tcBorders>
+          </w:tcPr>
+          <w:p>
+            <w:pPr>
+              <w:rPr>
+                <w:noProof/>
+              </w:rPr>
+            </w:pPr>
+            <w:r>
+              <w:rPr>
+                <w:noProof/>
+              </w:rPr>
+              <w:drawing>
+                <wp:inline distT="0" distB="0" distL="0" distR="0" wp14:anchorId="724E869C" wp14:editId="498EFAA5">
+                  <wp:extent cx="155575" cy="155575"/>
+                  <wp:effectExtent l="0" t="0" r="0" b="0"/>
+                  <wp:docPr id="356053660" name="Picture 64"/>
+                  <wp:cNvGraphicFramePr/>
+                  <a:graphic xmlns:a="http://schemas.openxmlformats.org/drawingml/2006/main">
+                    <a:graphicData uri="http://schemas.openxmlformats.org/drawingml/2006/picture">
+                      <pic:pic xmlns:pic="http://schemas.openxmlformats.org/drawingml/2006/picture">
+                        <pic:nvPicPr>
+                          <pic:cNvPr id="64" name="Picture 64"/>
+                          <pic:cNvPicPr/>
+                        </pic:nvPicPr>
+                        <pic:blipFill>
+                          <a:blip r:embed="rId5"/>
+                          <a:stretch>
+                            <a:fillRect/>
+                          </a:stretch>
+                        </pic:blipFill>
+                        <pic:spPr>
+                          <a:xfrm>
+                            <a:off x="0" y="0"/>
+                            <a:ext cx="155575" cy="155575"/>
+                          </a:xfrm>
+                          <a:prstGeom prst="rect">
+                            <a:avLst/>
+                          </a:prstGeom>
+                        </pic:spPr>
+                      </pic:pic>
+                    </a:graphicData>
+                  </a:graphic>
+                </wp:inline>
+              </w:drawing>
+            </w:r>
+          </w:p>
+        </w:tc>
+        <w:tc>
+          <w:tcPr>
+            <w:tcW w:w="1274" w:type="dxa"/>
+            <w:tcBorders>
+              <w:top w:val="single" w:sz="4" w:space="0" w:color="000000"/>
+              <w:left w:val="single" w:sz="4" w:space="0" w:color="000000"/>
+              <w:bottom w:val="single" w:sz="4" w:space="0" w:color="000000"/>
+              <w:right w:val="single" w:sz="4" w:space="0" w:color="000000"/>
+            </w:tcBorders>
+          </w:tcPr>
+          <w:p>
+            <w:pPr>
+              <w:rPr>
+                <w:noProof/>
+              </w:rPr>
+            </w:pPr>
+            <w:r>
+              <w:rPr>
+                <w:noProof/>
+              </w:rPr>
+              <w:drawing>
+                <wp:inline distT="0" distB="0" distL="0" distR="0" wp14:anchorId="0D325C0B" wp14:editId="6001CC24">
+                  <wp:extent cx="175847" cy="171922"/>
+                  <wp:effectExtent l="0" t="0" r="0" b="0"/>
+                  <wp:docPr id="946861528" name="Picture 66"/>
+                  <wp:cNvGraphicFramePr/>
+                  <a:graphic xmlns:a="http://schemas.openxmlformats.org/drawingml/2006/main">
+                    <a:graphicData uri="http://schemas.openxmlformats.org/drawingml/2006/picture">
+                      <pic:pic xmlns:pic="http://schemas.openxmlformats.org/drawingml/2006/picture">
+                        <pic:nvPicPr>
+                          <pic:cNvPr id="66" name="Picture 66"/>
                           <pic:cNvPicPr/>
                         </pic:nvPicPr>
                         <pic:blipFill>
@@ -2537,15 +3872,7 @@
           <w:color w:val="0E4661"/>
           <w:sz w:val="40"/>
         </w:rPr>
-        <w:t>política</w:t>
-      </w:r>
-      <w:r>
-        <w:rPr>
-          <w:rFonts w:ascii="Arial" w:eastAsia="Arial" w:hAnsi="Arial" w:cs="Arial"/>
-          <w:color w:val="0E4661"/>
-          <w:sz w:val="40"/>
-        </w:rPr>
-        <w:t xml:space="preserve"> de seguridad de la API Rest </w:t>
+        <w:t xml:space="preserve">política de seguridad de la API Rest </w:t>
       </w:r>
       <w:r>
         <w:rPr>
@@ -2584,7 +3911,6 @@
           </w:tcPr>
           <w:p>
             <w:pPr>
-              <w:spacing w:after="0"/>
               <w:ind w:left="115"/>
             </w:pPr>
             <w:proofErr w:type="spellStart"/>
@@ -2604,7 +3930,6 @@
           </w:tcPr>
           <w:p>
             <w:pPr>
-              <w:spacing w:after="0"/>
               <w:ind w:left="115"/>
               <w:cnfStyle w:val="100000000000" w:firstRow="1" w:lastRow="0" w:firstColumn="0" w:lastColumn="0" w:oddVBand="0" w:evenVBand="0" w:oddHBand="0" w:evenHBand="0" w:firstRowFirstColumn="0" w:firstRowLastColumn="0" w:lastRowFirstColumn="0" w:lastRowLastColumn="0"/>
             </w:pPr>
@@ -2632,7 +3957,6 @@
           </w:tcPr>
           <w:p>
             <w:pPr>
-              <w:spacing w:after="0"/>
               <w:cnfStyle w:val="100000000000" w:firstRow="1" w:lastRow="0" w:firstColumn="0" w:lastColumn="0" w:oddVBand="0" w:evenVBand="0" w:oddHBand="0" w:evenHBand="0" w:firstRowFirstColumn="0" w:firstRowLastColumn="0" w:lastRowFirstColumn="0" w:lastRowLastColumn="0"/>
             </w:pPr>
             <w:r>
@@ -2650,7 +3974,6 @@
           </w:tcPr>
           <w:p>
             <w:pPr>
-              <w:spacing w:after="0"/>
               <w:ind w:right="15"/>
               <w:cnfStyle w:val="100000000000" w:firstRow="1" w:lastRow="0" w:firstColumn="0" w:lastColumn="0" w:oddVBand="0" w:evenVBand="0" w:oddHBand="0" w:evenHBand="0" w:firstRowFirstColumn="0" w:firstRowLastColumn="0" w:lastRowFirstColumn="0" w:lastRowLastColumn="0"/>
             </w:pPr>
@@ -2683,7 +4006,6 @@
           </w:tcPr>
           <w:p>
             <w:pPr>
-              <w:spacing w:after="0"/>
               <w:cnfStyle w:val="100000000000" w:firstRow="1" w:lastRow="0" w:firstColumn="0" w:lastColumn="0" w:oddVBand="0" w:evenVBand="0" w:oddHBand="0" w:evenHBand="0" w:firstRowFirstColumn="0" w:firstRowLastColumn="0" w:lastRowFirstColumn="0" w:lastRowLastColumn="0"/>
             </w:pPr>
             <w:r>
@@ -2715,7 +4037,6 @@
           </w:tcPr>
           <w:p>
             <w:pPr>
-              <w:spacing w:after="0"/>
               <w:cnfStyle w:val="100000000000" w:firstRow="1" w:lastRow="0" w:firstColumn="0" w:lastColumn="0" w:oddVBand="0" w:evenVBand="0" w:oddHBand="0" w:evenHBand="0" w:firstRowFirstColumn="0" w:firstRowLastColumn="0" w:lastRowFirstColumn="0" w:lastRowLastColumn="0"/>
             </w:pPr>
             <w:r>
@@ -2740,7 +4061,6 @@
           </w:tcPr>
           <w:p>
             <w:pPr>
-              <w:spacing w:after="0"/>
               <w:ind w:left="115"/>
             </w:pPr>
             <w:r>
@@ -2765,7 +4085,6 @@
           </w:tcPr>
           <w:p>
             <w:pPr>
-              <w:spacing w:after="0"/>
               <w:ind w:left="115"/>
               <w:cnfStyle w:val="000000100000" w:firstRow="0" w:lastRow="0" w:firstColumn="0" w:lastColumn="0" w:oddVBand="0" w:evenVBand="0" w:oddHBand="1" w:evenHBand="0" w:firstRowFirstColumn="0" w:firstRowLastColumn="0" w:lastRowFirstColumn="0" w:lastRowLastColumn="0"/>
             </w:pPr>
@@ -2791,7 +4110,6 @@
           </w:tcPr>
           <w:p>
             <w:pPr>
-              <w:spacing w:after="0"/>
               <w:cnfStyle w:val="000000100000" w:firstRow="0" w:lastRow="0" w:firstColumn="0" w:lastColumn="0" w:oddVBand="0" w:evenVBand="0" w:oddHBand="1" w:evenHBand="0" w:firstRowFirstColumn="0" w:firstRowLastColumn="0" w:lastRowFirstColumn="0" w:lastRowLastColumn="0"/>
             </w:pPr>
             <w:r>
@@ -2809,7 +4127,6 @@
           </w:tcPr>
           <w:p>
             <w:pPr>
-              <w:spacing w:after="0"/>
               <w:ind w:left="534"/>
               <w:cnfStyle w:val="000000100000" w:firstRow="0" w:lastRow="0" w:firstColumn="0" w:lastColumn="0" w:oddVBand="0" w:evenVBand="0" w:oddHBand="1" w:evenHBand="0" w:firstRowFirstColumn="0" w:firstRowLastColumn="0" w:lastRowFirstColumn="0" w:lastRowLastColumn="0"/>
             </w:pPr>
@@ -2859,7 +4176,6 @@
           </w:tcPr>
           <w:p>
             <w:pPr>
-              <w:spacing w:after="0"/>
               <w:ind w:left="461"/>
               <w:cnfStyle w:val="000000100000" w:firstRow="0" w:lastRow="0" w:firstColumn="0" w:lastColumn="0" w:oddVBand="0" w:evenVBand="0" w:oddHBand="1" w:evenHBand="0" w:firstRowFirstColumn="0" w:firstRowLastColumn="0" w:lastRowFirstColumn="0" w:lastRowLastColumn="0"/>
             </w:pPr>
@@ -2909,7 +4225,6 @@
           </w:tcPr>
           <w:p>
             <w:pPr>
-              <w:spacing w:after="0"/>
               <w:ind w:left="555"/>
               <w:cnfStyle w:val="000000100000" w:firstRow="0" w:lastRow="0" w:firstColumn="0" w:lastColumn="0" w:oddVBand="0" w:evenVBand="0" w:oddHBand="1" w:evenHBand="0" w:firstRowFirstColumn="0" w:firstRowLastColumn="0" w:lastRowFirstColumn="0" w:lastRowLastColumn="0"/>
             </w:pPr>
@@ -2965,7 +4280,6 @@
           </w:tcPr>
           <w:p>
             <w:pPr>
-              <w:spacing w:after="0"/>
               <w:ind w:left="115"/>
             </w:pPr>
             <w:r>
@@ -2990,7 +4304,6 @@
           </w:tcPr>
           <w:p>
             <w:pPr>
-              <w:spacing w:after="0"/>
               <w:ind w:left="115"/>
               <w:cnfStyle w:val="000000000000" w:firstRow="0" w:lastRow="0" w:firstColumn="0" w:lastColumn="0" w:oddVBand="0" w:evenVBand="0" w:oddHBand="0" w:evenHBand="0" w:firstRowFirstColumn="0" w:firstRowLastColumn="0" w:lastRowFirstColumn="0" w:lastRowLastColumn="0"/>
             </w:pPr>
@@ -3032,7 +4345,6 @@
           </w:tcPr>
           <w:p>
             <w:pPr>
-              <w:spacing w:after="0"/>
               <w:cnfStyle w:val="000000000000" w:firstRow="0" w:lastRow="0" w:firstColumn="0" w:lastColumn="0" w:oddVBand="0" w:evenVBand="0" w:oddHBand="0" w:evenHBand="0" w:firstRowFirstColumn="0" w:firstRowLastColumn="0" w:lastRowFirstColumn="0" w:lastRowLastColumn="0"/>
             </w:pPr>
             <w:r>
@@ -3050,7 +4362,6 @@
           </w:tcPr>
           <w:p>
             <w:pPr>
-              <w:spacing w:after="0"/>
               <w:ind w:left="534"/>
               <w:cnfStyle w:val="000000000000" w:firstRow="0" w:lastRow="0" w:firstColumn="0" w:lastColumn="0" w:oddVBand="0" w:evenVBand="0" w:oddHBand="0" w:evenHBand="0" w:firstRowFirstColumn="0" w:firstRowLastColumn="0" w:lastRowFirstColumn="0" w:lastRowLastColumn="0"/>
             </w:pPr>
@@ -3100,7 +4411,6 @@
           </w:tcPr>
           <w:p>
             <w:pPr>
-              <w:spacing w:after="0"/>
               <w:ind w:left="461"/>
               <w:cnfStyle w:val="000000000000" w:firstRow="0" w:lastRow="0" w:firstColumn="0" w:lastColumn="0" w:oddVBand="0" w:evenVBand="0" w:oddHBand="0" w:evenHBand="0" w:firstRowFirstColumn="0" w:firstRowLastColumn="0" w:lastRowFirstColumn="0" w:lastRowLastColumn="0"/>
             </w:pPr>
@@ -3150,7 +4460,6 @@
           </w:tcPr>
           <w:p>
             <w:pPr>
-              <w:spacing w:after="0"/>
               <w:ind w:left="555"/>
               <w:cnfStyle w:val="000000000000" w:firstRow="0" w:lastRow="0" w:firstColumn="0" w:lastColumn="0" w:oddVBand="0" w:evenVBand="0" w:oddHBand="0" w:evenHBand="0" w:firstRowFirstColumn="0" w:firstRowLastColumn="0" w:lastRowFirstColumn="0" w:lastRowLastColumn="0"/>
             </w:pPr>
@@ -3207,7 +4516,6 @@
           </w:tcPr>
           <w:p>
             <w:pPr>
-              <w:spacing w:after="0"/>
               <w:ind w:left="115"/>
             </w:pPr>
             <w:r>
@@ -3239,7 +4547,6 @@
           </w:tcPr>
           <w:p>
             <w:pPr>
-              <w:spacing w:after="0"/>
               <w:ind w:left="115"/>
               <w:cnfStyle w:val="000000100000" w:firstRow="0" w:lastRow="0" w:firstColumn="0" w:lastColumn="0" w:oddVBand="0" w:evenVBand="0" w:oddHBand="1" w:evenHBand="0" w:firstRowFirstColumn="0" w:firstRowLastColumn="0" w:lastRowFirstColumn="0" w:lastRowLastColumn="0"/>
             </w:pPr>
@@ -3258,7 +4565,6 @@
           </w:tcPr>
           <w:p>
             <w:pPr>
-              <w:spacing w:after="0"/>
               <w:cnfStyle w:val="000000100000" w:firstRow="0" w:lastRow="0" w:firstColumn="0" w:lastColumn="0" w:oddVBand="0" w:evenVBand="0" w:oddHBand="1" w:evenHBand="0" w:firstRowFirstColumn="0" w:firstRowLastColumn="0" w:lastRowFirstColumn="0" w:lastRowLastColumn="0"/>
             </w:pPr>
             <w:proofErr w:type="spellStart"/>
@@ -3278,7 +4584,6 @@
           </w:tcPr>
           <w:p>
             <w:pPr>
-              <w:spacing w:after="0"/>
               <w:ind w:left="534"/>
               <w:cnfStyle w:val="000000100000" w:firstRow="0" w:lastRow="0" w:firstColumn="0" w:lastColumn="0" w:oddVBand="0" w:evenVBand="0" w:oddHBand="1" w:evenHBand="0" w:firstRowFirstColumn="0" w:firstRowLastColumn="0" w:lastRowFirstColumn="0" w:lastRowLastColumn="0"/>
             </w:pPr>
@@ -3328,7 +4633,6 @@
           </w:tcPr>
           <w:p>
             <w:pPr>
-              <w:spacing w:after="0"/>
               <w:ind w:left="461"/>
               <w:cnfStyle w:val="000000100000" w:firstRow="0" w:lastRow="0" w:firstColumn="0" w:lastColumn="0" w:oddVBand="0" w:evenVBand="0" w:oddHBand="1" w:evenHBand="0" w:firstRowFirstColumn="0" w:firstRowLastColumn="0" w:lastRowFirstColumn="0" w:lastRowLastColumn="0"/>
             </w:pPr>
@@ -3378,7 +4682,6 @@
           </w:tcPr>
           <w:p>
             <w:pPr>
-              <w:spacing w:after="0"/>
               <w:ind w:left="538"/>
               <w:cnfStyle w:val="000000100000" w:firstRow="0" w:lastRow="0" w:firstColumn="0" w:lastColumn="0" w:oddVBand="0" w:evenVBand="0" w:oddHBand="1" w:evenHBand="0" w:firstRowFirstColumn="0" w:firstRowLastColumn="0" w:lastRowFirstColumn="0" w:lastRowLastColumn="0"/>
             </w:pPr>
@@ -3434,7 +4737,6 @@
           </w:tcPr>
           <w:p>
             <w:pPr>
-              <w:spacing w:after="0"/>
               <w:ind w:left="115"/>
             </w:pPr>
             <w:r>
@@ -3459,7 +4761,6 @@
           </w:tcPr>
           <w:p>
             <w:pPr>
-              <w:spacing w:after="0"/>
               <w:ind w:left="115"/>
               <w:cnfStyle w:val="000000000000" w:firstRow="0" w:lastRow="0" w:firstColumn="0" w:lastColumn="0" w:oddVBand="0" w:evenVBand="0" w:oddHBand="0" w:evenHBand="0" w:firstRowFirstColumn="0" w:firstRowLastColumn="0" w:lastRowFirstColumn="0" w:lastRowLastColumn="0"/>
             </w:pPr>
@@ -3515,7 +4816,6 @@
           </w:tcPr>
           <w:p>
             <w:pPr>
-              <w:spacing w:after="0"/>
               <w:cnfStyle w:val="000000000000" w:firstRow="0" w:lastRow="0" w:firstColumn="0" w:lastColumn="0" w:oddVBand="0" w:evenVBand="0" w:oddHBand="0" w:evenHBand="0" w:firstRowFirstColumn="0" w:firstRowLastColumn="0" w:lastRowFirstColumn="0" w:lastRowLastColumn="0"/>
             </w:pPr>
             <w:proofErr w:type="spellStart"/>
@@ -3535,7 +4835,6 @@
           </w:tcPr>
           <w:p>
             <w:pPr>
-              <w:spacing w:after="0"/>
               <w:ind w:left="534"/>
               <w:cnfStyle w:val="000000000000" w:firstRow="0" w:lastRow="0" w:firstColumn="0" w:lastColumn="0" w:oddVBand="0" w:evenVBand="0" w:oddHBand="0" w:evenHBand="0" w:firstRowFirstColumn="0" w:firstRowLastColumn="0" w:lastRowFirstColumn="0" w:lastRowLastColumn="0"/>
             </w:pPr>
@@ -3585,7 +4884,6 @@
           </w:tcPr>
           <w:p>
             <w:pPr>
-              <w:spacing w:after="0"/>
               <w:ind w:left="461"/>
               <w:cnfStyle w:val="000000000000" w:firstRow="0" w:lastRow="0" w:firstColumn="0" w:lastColumn="0" w:oddVBand="0" w:evenVBand="0" w:oddHBand="0" w:evenHBand="0" w:firstRowFirstColumn="0" w:firstRowLastColumn="0" w:lastRowFirstColumn="0" w:lastRowLastColumn="0"/>
             </w:pPr>
@@ -3635,7 +4933,6 @@
           </w:tcPr>
           <w:p>
             <w:pPr>
-              <w:spacing w:after="0"/>
               <w:ind w:left="538"/>
               <w:cnfStyle w:val="000000000000" w:firstRow="0" w:lastRow="0" w:firstColumn="0" w:lastColumn="0" w:oddVBand="0" w:evenVBand="0" w:oddHBand="0" w:evenHBand="0" w:firstRowFirstColumn="0" w:firstRowLastColumn="0" w:lastRowFirstColumn="0" w:lastRowLastColumn="0"/>
             </w:pPr>
@@ -3692,7 +4989,6 @@
           </w:tcPr>
           <w:p>
             <w:pPr>
-              <w:spacing w:after="0"/>
               <w:ind w:left="115"/>
             </w:pPr>
             <w:r>
@@ -3724,7 +5020,6 @@
           </w:tcPr>
           <w:p>
             <w:pPr>
-              <w:spacing w:after="0"/>
               <w:ind w:left="115"/>
               <w:cnfStyle w:val="000000100000" w:firstRow="0" w:lastRow="0" w:firstColumn="0" w:lastColumn="0" w:oddVBand="0" w:evenVBand="0" w:oddHBand="1" w:evenHBand="0" w:firstRowFirstColumn="0" w:firstRowLastColumn="0" w:lastRowFirstColumn="0" w:lastRowLastColumn="0"/>
             </w:pPr>
@@ -3771,7 +5066,6 @@
           </w:tcPr>
           <w:p>
             <w:pPr>
-              <w:spacing w:after="0"/>
               <w:cnfStyle w:val="000000100000" w:firstRow="0" w:lastRow="0" w:firstColumn="0" w:lastColumn="0" w:oddVBand="0" w:evenVBand="0" w:oddHBand="1" w:evenHBand="0" w:firstRowFirstColumn="0" w:firstRowLastColumn="0" w:lastRowFirstColumn="0" w:lastRowLastColumn="0"/>
             </w:pPr>
             <w:proofErr w:type="spellStart"/>
@@ -3791,7 +5085,6 @@
           </w:tcPr>
           <w:p>
             <w:pPr>
-              <w:spacing w:after="0"/>
               <w:ind w:left="534"/>
               <w:cnfStyle w:val="000000100000" w:firstRow="0" w:lastRow="0" w:firstColumn="0" w:lastColumn="0" w:oddVBand="0" w:evenVBand="0" w:oddHBand="1" w:evenHBand="0" w:firstRowFirstColumn="0" w:firstRowLastColumn="0" w:lastRowFirstColumn="0" w:lastRowLastColumn="0"/>
             </w:pPr>
@@ -3841,7 +5134,6 @@
           </w:tcPr>
           <w:p>
             <w:pPr>
-              <w:spacing w:after="0"/>
               <w:ind w:left="461"/>
               <w:cnfStyle w:val="000000100000" w:firstRow="0" w:lastRow="0" w:firstColumn="0" w:lastColumn="0" w:oddVBand="0" w:evenVBand="0" w:oddHBand="1" w:evenHBand="0" w:firstRowFirstColumn="0" w:firstRowLastColumn="0" w:lastRowFirstColumn="0" w:lastRowLastColumn="0"/>
             </w:pPr>
@@ -3891,7 +5183,6 @@
           </w:tcPr>
           <w:p>
             <w:pPr>
-              <w:spacing w:after="0"/>
               <w:ind w:left="538"/>
               <w:cnfStyle w:val="000000100000" w:firstRow="0" w:lastRow="0" w:firstColumn="0" w:lastColumn="0" w:oddVBand="0" w:evenVBand="0" w:oddHBand="1" w:evenHBand="0" w:firstRowFirstColumn="0" w:firstRowLastColumn="0" w:lastRowFirstColumn="0" w:lastRowLastColumn="0"/>
             </w:pPr>
@@ -3947,7 +5238,6 @@
           </w:tcPr>
           <w:p>
             <w:pPr>
-              <w:spacing w:after="0"/>
               <w:ind w:left="115"/>
             </w:pPr>
             <w:r>
@@ -3955,6 +5245,7 @@
                 <w:rFonts w:ascii="Arial" w:eastAsia="Arial" w:hAnsi="Arial" w:cs="Arial"/>
                 <w:sz w:val="24"/>
               </w:rPr>
+              <w:lastRenderedPageBreak/>
               <w:t xml:space="preserve">6. </w:t>
             </w:r>
             <w:r>
@@ -3972,7 +5263,6 @@
           </w:tcPr>
           <w:p>
             <w:pPr>
-              <w:spacing w:after="0"/>
               <w:ind w:left="115"/>
               <w:cnfStyle w:val="000000000000" w:firstRow="0" w:lastRow="0" w:firstColumn="0" w:lastColumn="0" w:oddVBand="0" w:evenVBand="0" w:oddHBand="0" w:evenHBand="0" w:firstRowFirstColumn="0" w:firstRowLastColumn="0" w:lastRowFirstColumn="0" w:lastRowLastColumn="0"/>
             </w:pPr>
@@ -4019,7 +5309,6 @@
           </w:tcPr>
           <w:p>
             <w:pPr>
-              <w:spacing w:after="0"/>
               <w:cnfStyle w:val="000000000000" w:firstRow="0" w:lastRow="0" w:firstColumn="0" w:lastColumn="0" w:oddVBand="0" w:evenVBand="0" w:oddHBand="0" w:evenHBand="0" w:firstRowFirstColumn="0" w:firstRowLastColumn="0" w:lastRowFirstColumn="0" w:lastRowLastColumn="0"/>
             </w:pPr>
             <w:proofErr w:type="spellStart"/>
@@ -4039,7 +5328,6 @@
           </w:tcPr>
           <w:p>
             <w:pPr>
-              <w:spacing w:after="0"/>
               <w:ind w:left="534"/>
               <w:cnfStyle w:val="000000000000" w:firstRow="0" w:lastRow="0" w:firstColumn="0" w:lastColumn="0" w:oddVBand="0" w:evenVBand="0" w:oddHBand="0" w:evenHBand="0" w:firstRowFirstColumn="0" w:firstRowLastColumn="0" w:lastRowFirstColumn="0" w:lastRowLastColumn="0"/>
             </w:pPr>
@@ -4089,7 +5377,6 @@
           </w:tcPr>
           <w:p>
             <w:pPr>
-              <w:spacing w:after="0"/>
               <w:ind w:left="461"/>
               <w:cnfStyle w:val="000000000000" w:firstRow="0" w:lastRow="0" w:firstColumn="0" w:lastColumn="0" w:oddVBand="0" w:evenVBand="0" w:oddHBand="0" w:evenHBand="0" w:firstRowFirstColumn="0" w:firstRowLastColumn="0" w:lastRowFirstColumn="0" w:lastRowLastColumn="0"/>
             </w:pPr>
@@ -4139,7 +5426,6 @@
           </w:tcPr>
           <w:p>
             <w:pPr>
-              <w:spacing w:after="0"/>
               <w:ind w:left="555"/>
               <w:cnfStyle w:val="000000000000" w:firstRow="0" w:lastRow="0" w:firstColumn="0" w:lastColumn="0" w:oddVBand="0" w:evenVBand="0" w:oddHBand="0" w:evenHBand="0" w:firstRowFirstColumn="0" w:firstRowLastColumn="0" w:lastRowFirstColumn="0" w:lastRowLastColumn="0"/>
             </w:pPr>
@@ -4196,7 +5482,6 @@
           </w:tcPr>
           <w:p>
             <w:pPr>
-              <w:spacing w:after="0"/>
               <w:ind w:left="115"/>
             </w:pPr>
             <w:r>
@@ -4214,7 +5499,6 @@
           </w:tcPr>
           <w:p>
             <w:pPr>
-              <w:spacing w:after="0"/>
               <w:ind w:left="115"/>
               <w:cnfStyle w:val="000000100000" w:firstRow="0" w:lastRow="0" w:firstColumn="0" w:lastColumn="0" w:oddVBand="0" w:evenVBand="0" w:oddHBand="1" w:evenHBand="0" w:firstRowFirstColumn="0" w:firstRowLastColumn="0" w:lastRowFirstColumn="0" w:lastRowLastColumn="0"/>
             </w:pPr>
@@ -4284,7 +5568,6 @@
           </w:tcPr>
           <w:p>
             <w:pPr>
-              <w:spacing w:after="0"/>
               <w:cnfStyle w:val="000000100000" w:firstRow="0" w:lastRow="0" w:firstColumn="0" w:lastColumn="0" w:oddVBand="0" w:evenVBand="0" w:oddHBand="1" w:evenHBand="0" w:firstRowFirstColumn="0" w:firstRowLastColumn="0" w:lastRowFirstColumn="0" w:lastRowLastColumn="0"/>
             </w:pPr>
             <w:r>
@@ -4302,7 +5585,6 @@
           </w:tcPr>
           <w:p>
             <w:pPr>
-              <w:spacing w:after="0"/>
               <w:ind w:left="534"/>
               <w:cnfStyle w:val="000000100000" w:firstRow="0" w:lastRow="0" w:firstColumn="0" w:lastColumn="0" w:oddVBand="0" w:evenVBand="0" w:oddHBand="1" w:evenHBand="0" w:firstRowFirstColumn="0" w:firstRowLastColumn="0" w:lastRowFirstColumn="0" w:lastRowLastColumn="0"/>
             </w:pPr>
@@ -4352,7 +5634,6 @@
           </w:tcPr>
           <w:p>
             <w:pPr>
-              <w:spacing w:after="0"/>
               <w:ind w:left="461"/>
               <w:cnfStyle w:val="000000100000" w:firstRow="0" w:lastRow="0" w:firstColumn="0" w:lastColumn="0" w:oddVBand="0" w:evenVBand="0" w:oddHBand="1" w:evenHBand="0" w:firstRowFirstColumn="0" w:firstRowLastColumn="0" w:lastRowFirstColumn="0" w:lastRowLastColumn="0"/>
             </w:pPr>
@@ -4402,7 +5683,6 @@
           </w:tcPr>
           <w:p>
             <w:pPr>
-              <w:spacing w:after="0"/>
               <w:ind w:left="555"/>
               <w:cnfStyle w:val="000000100000" w:firstRow="0" w:lastRow="0" w:firstColumn="0" w:lastColumn="0" w:oddVBand="0" w:evenVBand="0" w:oddHBand="1" w:evenHBand="0" w:firstRowFirstColumn="0" w:firstRowLastColumn="0" w:lastRowFirstColumn="0" w:lastRowLastColumn="0"/>
             </w:pPr>
@@ -4458,7 +5738,6 @@
           </w:tcPr>
           <w:p>
             <w:pPr>
-              <w:spacing w:after="0"/>
               <w:ind w:left="115"/>
             </w:pPr>
             <w:r>
@@ -4466,7 +5745,6 @@
                 <w:rFonts w:ascii="Arial" w:eastAsia="Arial" w:hAnsi="Arial" w:cs="Arial"/>
                 <w:sz w:val="24"/>
               </w:rPr>
-              <w:lastRenderedPageBreak/>
               <w:t xml:space="preserve">8. Eliminar </w:t>
             </w:r>
             <w:r>
@@ -4484,7 +5762,6 @@
           </w:tcPr>
           <w:p>
             <w:pPr>
-              <w:spacing w:after="0"/>
               <w:ind w:left="115"/>
               <w:cnfStyle w:val="000000000000" w:firstRow="0" w:lastRow="0" w:firstColumn="0" w:lastColumn="0" w:oddVBand="0" w:evenVBand="0" w:oddHBand="0" w:evenHBand="0" w:firstRowFirstColumn="0" w:firstRowLastColumn="0" w:lastRowFirstColumn="0" w:lastRowLastColumn="0"/>
             </w:pPr>
@@ -4493,21 +5770,7 @@
                 <w:rFonts w:ascii="Arial" w:eastAsia="Arial" w:hAnsi="Arial" w:cs="Arial"/>
                 <w:sz w:val="24"/>
               </w:rPr>
-              <w:t>/Incidentes/</w:t>
-            </w:r>
-            <w:r>
-              <w:rPr>
-                <w:rFonts w:ascii="Arial" w:eastAsia="Arial" w:hAnsi="Arial" w:cs="Arial"/>
-                <w:sz w:val="24"/>
-              </w:rPr>
-              <w:t>borrar/</w:t>
-            </w:r>
-            <w:r>
-              <w:rPr>
-                <w:rFonts w:ascii="Arial" w:eastAsia="Arial" w:hAnsi="Arial" w:cs="Arial"/>
-                <w:sz w:val="24"/>
-              </w:rPr>
-              <w:t>{</w:t>
+              <w:t>/Incidentes/borrar/{</w:t>
             </w:r>
             <w:proofErr w:type="spellStart"/>
             <w:r>
@@ -4533,7 +5796,6 @@
           </w:tcPr>
           <w:p>
             <w:pPr>
-              <w:spacing w:after="0"/>
               <w:ind w:right="36"/>
               <w:cnfStyle w:val="000000000000" w:firstRow="0" w:lastRow="0" w:firstColumn="0" w:lastColumn="0" w:oddVBand="0" w:evenVBand="0" w:oddHBand="0" w:evenHBand="0" w:firstRowFirstColumn="0" w:firstRowLastColumn="0" w:lastRowFirstColumn="0" w:lastRowLastColumn="0"/>
             </w:pPr>
@@ -4552,7 +5814,6 @@
           </w:tcPr>
           <w:p>
             <w:pPr>
-              <w:spacing w:after="0"/>
               <w:ind w:left="552"/>
               <w:cnfStyle w:val="000000000000" w:firstRow="0" w:lastRow="0" w:firstColumn="0" w:lastColumn="0" w:oddVBand="0" w:evenVBand="0" w:oddHBand="0" w:evenHBand="0" w:firstRowFirstColumn="0" w:firstRowLastColumn="0" w:lastRowFirstColumn="0" w:lastRowLastColumn="0"/>
             </w:pPr>
@@ -4602,7 +5863,6 @@
           </w:tcPr>
           <w:p>
             <w:pPr>
-              <w:spacing w:after="0"/>
               <w:ind w:left="461"/>
               <w:cnfStyle w:val="000000000000" w:firstRow="0" w:lastRow="0" w:firstColumn="0" w:lastColumn="0" w:oddVBand="0" w:evenVBand="0" w:oddHBand="0" w:evenHBand="0" w:firstRowFirstColumn="0" w:firstRowLastColumn="0" w:lastRowFirstColumn="0" w:lastRowLastColumn="0"/>
             </w:pPr>
@@ -4652,7 +5912,6 @@
           </w:tcPr>
           <w:p>
             <w:pPr>
-              <w:spacing w:after="0"/>
               <w:ind w:left="555"/>
               <w:cnfStyle w:val="000000000000" w:firstRow="0" w:lastRow="0" w:firstColumn="0" w:lastColumn="0" w:oddVBand="0" w:evenVBand="0" w:oddHBand="0" w:evenHBand="0" w:firstRowFirstColumn="0" w:firstRowLastColumn="0" w:lastRowFirstColumn="0" w:lastRowLastColumn="0"/>
             </w:pPr>
@@ -4709,7 +5968,6 @@
           </w:tcPr>
           <w:p>
             <w:pPr>
-              <w:spacing w:after="0"/>
               <w:ind w:left="115"/>
             </w:pPr>
             <w:r>
@@ -4727,7 +5985,6 @@
           </w:tcPr>
           <w:p>
             <w:pPr>
-              <w:spacing w:after="0"/>
               <w:ind w:left="115" w:right="32"/>
               <w:cnfStyle w:val="000000100000" w:firstRow="0" w:lastRow="0" w:firstColumn="0" w:lastColumn="0" w:oddVBand="0" w:evenVBand="0" w:oddHBand="1" w:evenHBand="0" w:firstRowFirstColumn="0" w:firstRowLastColumn="0" w:lastRowFirstColumn="0" w:lastRowLastColumn="0"/>
             </w:pPr>
@@ -4799,7 +6056,6 @@
           </w:tcPr>
           <w:p>
             <w:pPr>
-              <w:spacing w:after="0"/>
               <w:cnfStyle w:val="000000100000" w:firstRow="0" w:lastRow="0" w:firstColumn="0" w:lastColumn="0" w:oddVBand="0" w:evenVBand="0" w:oddHBand="1" w:evenHBand="0" w:firstRowFirstColumn="0" w:firstRowLastColumn="0" w:lastRowFirstColumn="0" w:lastRowLastColumn="0"/>
             </w:pPr>
             <w:r>
@@ -4817,7 +6073,6 @@
           </w:tcPr>
           <w:p>
             <w:pPr>
-              <w:spacing w:after="0"/>
               <w:ind w:left="534"/>
               <w:cnfStyle w:val="000000100000" w:firstRow="0" w:lastRow="0" w:firstColumn="0" w:lastColumn="0" w:oddVBand="0" w:evenVBand="0" w:oddHBand="1" w:evenHBand="0" w:firstRowFirstColumn="0" w:firstRowLastColumn="0" w:lastRowFirstColumn="0" w:lastRowLastColumn="0"/>
             </w:pPr>
@@ -4867,7 +6122,6 @@
           </w:tcPr>
           <w:p>
             <w:pPr>
-              <w:spacing w:after="0"/>
               <w:ind w:left="461"/>
               <w:cnfStyle w:val="000000100000" w:firstRow="0" w:lastRow="0" w:firstColumn="0" w:lastColumn="0" w:oddVBand="0" w:evenVBand="0" w:oddHBand="1" w:evenHBand="0" w:firstRowFirstColumn="0" w:firstRowLastColumn="0" w:lastRowFirstColumn="0" w:lastRowLastColumn="0"/>
             </w:pPr>
@@ -4917,7 +6171,6 @@
           </w:tcPr>
           <w:p>
             <w:pPr>
-              <w:spacing w:after="0"/>
               <w:ind w:left="555"/>
               <w:cnfStyle w:val="000000100000" w:firstRow="0" w:lastRow="0" w:firstColumn="0" w:lastColumn="0" w:oddVBand="0" w:evenVBand="0" w:oddHBand="1" w:evenHBand="0" w:firstRowFirstColumn="0" w:firstRowLastColumn="0" w:lastRowFirstColumn="0" w:lastRowLastColumn="0"/>
             </w:pPr>
@@ -4973,7 +6226,6 @@
           </w:tcPr>
           <w:p>
             <w:pPr>
-              <w:spacing w:after="0"/>
               <w:ind w:left="115"/>
               <w:rPr>
                 <w:rFonts w:ascii="Arial" w:eastAsia="Arial" w:hAnsi="Arial" w:cs="Arial"/>
@@ -4995,7 +6247,6 @@
           </w:tcPr>
           <w:p>
             <w:pPr>
-              <w:spacing w:after="0"/>
               <w:ind w:right="32"/>
               <w:cnfStyle w:val="000000000000" w:firstRow="0" w:lastRow="0" w:firstColumn="0" w:lastColumn="0" w:oddVBand="0" w:evenVBand="0" w:oddHBand="0" w:evenHBand="0" w:firstRowFirstColumn="0" w:firstRowLastColumn="0" w:lastRowFirstColumn="0" w:lastRowLastColumn="0"/>
               <w:rPr>
@@ -5008,21 +6259,7 @@
                 <w:rFonts w:ascii="Arial" w:eastAsia="Arial" w:hAnsi="Arial" w:cs="Arial"/>
                 <w:sz w:val="24"/>
               </w:rPr>
-              <w:t>/Incidentes/</w:t>
-            </w:r>
-            <w:r>
-              <w:rPr>
-                <w:rFonts w:ascii="Arial" w:eastAsia="Arial" w:hAnsi="Arial" w:cs="Arial"/>
-                <w:sz w:val="24"/>
-              </w:rPr>
-              <w:t>evidencias/</w:t>
-            </w:r>
-            <w:r>
-              <w:rPr>
-                <w:rFonts w:ascii="Arial" w:eastAsia="Arial" w:hAnsi="Arial" w:cs="Arial"/>
-                <w:sz w:val="24"/>
-              </w:rPr>
-              <w:t>{</w:t>
+              <w:t>/Incidentes/evidencias/{</w:t>
             </w:r>
             <w:proofErr w:type="spellStart"/>
             <w:r>
@@ -5048,7 +6285,6 @@
           </w:tcPr>
           <w:p>
             <w:pPr>
-              <w:spacing w:after="0"/>
               <w:cnfStyle w:val="000000000000" w:firstRow="0" w:lastRow="0" w:firstColumn="0" w:lastColumn="0" w:oddVBand="0" w:evenVBand="0" w:oddHBand="0" w:evenHBand="0" w:firstRowFirstColumn="0" w:firstRowLastColumn="0" w:lastRowFirstColumn="0" w:lastRowLastColumn="0"/>
               <w:rPr>
                 <w:rFonts w:ascii="Arial" w:eastAsia="Arial" w:hAnsi="Arial" w:cs="Arial"/>
@@ -5072,7 +6308,6 @@
           </w:tcPr>
           <w:p>
             <w:pPr>
-              <w:spacing w:after="0"/>
               <w:ind w:left="534"/>
               <w:cnfStyle w:val="000000000000" w:firstRow="0" w:lastRow="0" w:firstColumn="0" w:lastColumn="0" w:oddVBand="0" w:evenVBand="0" w:oddHBand="0" w:evenHBand="0" w:firstRowFirstColumn="0" w:firstRowLastColumn="0" w:lastRowFirstColumn="0" w:lastRowLastColumn="0"/>
               <w:rPr>
@@ -5125,7 +6360,6 @@
           </w:tcPr>
           <w:p>
             <w:pPr>
-              <w:spacing w:after="0"/>
               <w:ind w:left="461"/>
               <w:cnfStyle w:val="000000000000" w:firstRow="0" w:lastRow="0" w:firstColumn="0" w:lastColumn="0" w:oddVBand="0" w:evenVBand="0" w:oddHBand="0" w:evenHBand="0" w:firstRowFirstColumn="0" w:firstRowLastColumn="0" w:lastRowFirstColumn="0" w:lastRowLastColumn="0"/>
               <w:rPr>
@@ -5178,7 +6412,6 @@
           </w:tcPr>
           <w:p>
             <w:pPr>
-              <w:spacing w:after="0"/>
               <w:ind w:left="555"/>
               <w:cnfStyle w:val="000000000000" w:firstRow="0" w:lastRow="0" w:firstColumn="0" w:lastColumn="0" w:oddVBand="0" w:evenVBand="0" w:oddHBand="0" w:evenHBand="0" w:firstRowFirstColumn="0" w:firstRowLastColumn="0" w:lastRowFirstColumn="0" w:lastRowLastColumn="0"/>
               <w:rPr>
@@ -5638,6 +6871,7 @@
   <w:style w:type="paragraph" w:default="1" w:styleId="Normal">
     <w:name w:val="Normal"/>
     <w:qFormat/>
+    <w:rsid w:val="00513C9F"/>
     <w:pPr>
       <w:spacing w:line="259" w:lineRule="auto"/>
     </w:pPr>
